--- a/Documents/Anava_Sessions_Appointments_Payments_Plan_v1.docx
+++ b/Documents/Anava_Sessions_Appointments_Payments_Plan_v1.docx
@@ -3,239 +3,118 @@
 <w:document xmlns:wpc="http://schemas.microsoft.com/office/word/2010/wordprocessingCanvas" xmlns:cx="http://schemas.microsoft.com/office/drawing/2014/chartex" xmlns:cx1="http://schemas.microsoft.com/office/drawing/2015/9/8/chartex" xmlns:cx2="http://schemas.microsoft.com/office/drawing/2015/10/21/chartex" xmlns:cx3="http://schemas.microsoft.com/office/drawing/2016/5/9/chartex" xmlns:cx4="http://schemas.microsoft.com/office/drawing/2016/5/10/chartex" xmlns:cx5="http://schemas.microsoft.com/office/drawing/2016/5/11/chartex" xmlns:cx6="http://schemas.microsoft.com/office/drawing/2016/5/12/chartex" xmlns:cx7="http://schemas.microsoft.com/office/drawing/2016/5/13/chartex" xmlns:cx8="http://schemas.microsoft.com/office/drawing/2016/5/14/chartex" xmlns:mc="http://schemas.openxmlformats.org/markup-compatibility/2006" xmlns:aink="http://schemas.microsoft.com/office/drawing/2016/ink" xmlns:am3d="http://schemas.microsoft.com/office/drawing/2017/model3d" xmlns:o="urn:schemas-microsoft-com:office:office" xmlns:oel="http://schemas.microsoft.com/office/2019/extlst" xmlns:r="http://schemas.openxmlformats.org/officeDocument/2006/relationships" xmlns:m="http://schemas.openxmlformats.org/officeDocument/2006/math" xmlns:v="urn:schemas-microsoft-com:vml" xmlns:wp14="http://schemas.microsoft.com/office/word/2010/wordprocessingDrawing" xmlns:wp="http://schemas.openxmlformats.org/drawingml/2006/wordprocessingDrawing" xmlns:w10="urn:schemas-microsoft-com:office:word" xmlns:w="http://schemas.openxmlformats.org/wordprocessingml/2006/main" xmlns:w14="http://schemas.microsoft.com/office/word/2010/wordml" xmlns:w15="http://schemas.microsoft.com/office/word/2012/wordml" xmlns:w16cex="http://schemas.microsoft.com/office/word/2018/wordml/cex" xmlns:w16cid="http://schemas.microsoft.com/office/word/2016/wordml/cid" xmlns:w16="http://schemas.microsoft.com/office/word/2018/wordml" xmlns:w16du="http://schemas.microsoft.com/office/word/2023/wordml/word16du" xmlns:w16sdtdh="http://schemas.microsoft.com/office/word/2020/wordml/sdtdatahash" xmlns:w16sdtfl="http://schemas.microsoft.com/office/word/2024/wordml/sdtformatlock" xmlns:w16se="http://schemas.microsoft.com/office/word/2015/wordml/symex" xmlns:wpg="http://schemas.microsoft.com/office/word/2010/wordprocessingGroup" xmlns:wpi="http://schemas.microsoft.com/office/word/2010/wordprocessingInk" xmlns:wne="http://schemas.microsoft.com/office/word/2006/wordml" xmlns:wps="http://schemas.microsoft.com/office/word/2010/wordprocessingShape" mc:Ignorable="w14 w15 w16se w16cid w16 w16cex w16sdtdh w16sdtfl w16du wp14">
   <w:body>
     <w:p>
-      <w:pPr>
-        <w:spacing w:before="1200"/>
-      </w:pPr>
+      <w:pPr/>
       <w:r>
-        <w:rPr>
-          <w:b/>
-          <w:color w:val="6E6E6E"/>
-          <w:sz w:val="30"/>
-        </w:rPr>
         <w:t>ANAVA CLINIC</w:t>
       </w:r>
     </w:p>
     <w:p>
+      <w:pPr/>
       <w:r>
-        <w:rPr>
-          <w:b/>
-          <w:color w:val="B01E1E"/>
-          <w:sz w:val="60"/>
-        </w:rPr>
-        <w:t>Sessions, Appointments &amp; Payments</w:t>
+        <w:t>Appointments, Device Sessions &amp; Payments</w:t>
       </w:r>
     </w:p>
     <w:p>
-      <w:pPr>
-        <w:spacing w:after="600"/>
-      </w:pPr>
+      <w:pPr/>
       <w:r>
-        <w:rPr>
-          <w:sz w:val="30"/>
-        </w:rPr>
-        <w:t>Implementation Plan — Revision 4</w:t>
+        <w:t>Implementation Plan — Revision 5</w:t>
       </w:r>
     </w:p>
     <w:p>
-      <w:pPr>
-        <w:spacing w:after="80"/>
-      </w:pPr>
+      <w:pPr/>
       <w:r>
-        <w:rPr>
-          <w:b/>
-          <w:color w:val="6E6E6E"/>
-        </w:rPr>
-        <w:t xml:space="preserve">Status: </w:t>
-      </w:r>
-      <w:r>
-        <w:t>Planning — no schema or code changes made</w:t>
+        <w:t>Status: Planning — no schema or code changes made. Supersedes Revision 4, which was built on the fixed Session 1/2/3/4 catalog now replaced per the 10 Jul 2026 call with Amit.</w:t>
       </w:r>
     </w:p>
     <w:p>
-      <w:pPr>
-        <w:spacing w:after="80"/>
-      </w:pPr>
+      <w:pPr/>
       <w:r>
-        <w:rPr>
-          <w:b/>
-          <w:color w:val="6E6E6E"/>
-        </w:rPr>
-        <w:t xml:space="preserve">Scope: </w:t>
-      </w:r>
-      <w:r>
-        <w:t>Dynamic session catalog · Appointments engine · Payments engine · Superadmin configuration</w:t>
+        <w:t>Scope: Appointments Engine (Doctor consultations) · Device Session tracking (TDCS) · Payments Engine (3-tier billing) · Superadmin configuration</w:t>
       </w:r>
     </w:p>
     <w:p>
-      <w:pPr>
-        <w:spacing w:after="600"/>
-      </w:pPr>
+      <w:pPr/>
       <w:r>
-        <w:rPr>
-          <w:b/>
-          <w:color w:val="6E6E6E"/>
-        </w:rPr>
-        <w:t xml:space="preserve">Sources: </w:t>
-      </w:r>
-      <w:r>
-        <w:t>Anava_Patient_Lifecycle.docx · SQL/06_clinical_tables.sql · SQL/06b_appointment_tables.sql · SQL/11_payment_tables.sql · app/modules/clinical, scheduling, payments</w:t>
+        <w:t>Sources: Anava_Patient_Lifecycle.docx v2.0 · 10 Jul 2026 call transcript with Amit · SQL/06_clinical_tables.sql · SQL/06b_appointment_tables.sql · SQL/11_payment_tables.sql · app/modules/clinical, scheduling, payments</w:t>
       </w:r>
     </w:p>
     <w:p>
       <w:pPr>
-        <w:pBdr>
-          <w:bottom w:val="single" w:sz="4" w:space="1" w:color="B8B8B8"/>
-        </w:pBdr>
-        <w:spacing w:before="80" w:after="80"/>
-      </w:pPr>
-    </w:p>
-    <w:p>
+        <w:pStyle w:val="Heading1"/>
+      </w:pPr>
       <w:r>
-        <w:br w:type="page"/>
-      </w:r>
-    </w:p>
-    <w:p>
-      <w:pPr>
-        <w:keepNext/>
-        <w:pBdr>
-          <w:bottom w:val="single" w:sz="6" w:space="4" w:color="B01E1E"/>
-        </w:pBdr>
-        <w:spacing w:before="440" w:after="200"/>
-      </w:pPr>
-      <w:r>
-        <w:rPr>
-          <w:b/>
-          <w:color w:val="B01E1E"/>
-          <w:sz w:val="40"/>
-        </w:rPr>
-        <w:lastRenderedPageBreak/>
         <w:t>Summary</w:t>
       </w:r>
     </w:p>
     <w:p>
+      <w:pPr/>
       <w:r>
-        <w:t>This plan replaces the fixed, hardcoded clinical-session structure with a configurable one: a superadmin-owned session catalog and dependency graph, an Appointments Engine that verifies a patient is eligible before a slot is held, and a Payments Engine that confirms or releases that hold. The two engines communicate through one reservation record — neither engine ever writes into the other's tables directly.</w:t>
+        <w:t>Revision 4 made the old fixed Session 1/2/3/4 + Treatment Session catalog configurable via a dependency graph. The 10 Jul 2026 call replaced that catalog entirely: there is no longer a multi-type sequence with branch rules. There are exactly two kinds of billable unit:</w:t>
       </w:r>
     </w:p>
     <w:p>
       <w:pPr>
         <w:pStyle w:val="ListBullet"/>
-        <w:spacing w:after="80"/>
       </w:pPr>
       <w:r>
-        <w:rPr>
-          <w:b/>
-        </w:rPr>
-        <w:t xml:space="preserve">Sessions — </w:t>
-      </w:r>
-      <w:r>
-        <w:t>Every appointment belongs to a session. A session defines what must be true before it can be booked, what it costs, and what comes next.</w:t>
+        <w:t>Appointment — a Doctor consultation. No fixed purpose per appointment number; the Doctor decides in the moment what it accomplishes. No catalog dependency graph needed — each appointment only requires registration_complete and, for appointment 2+, that a prior appointment exists for this patient.</w:t>
       </w:r>
     </w:p>
     <w:p>
       <w:pPr>
         <w:pStyle w:val="ListBullet"/>
-        <w:spacing w:after="80"/>
       </w:pPr>
       <w:r>
-        <w:rPr>
-          <w:b/>
-        </w:rPr>
-        <w:t xml:space="preserve">Appointments Engine — </w:t>
-      </w:r>
-      <w:r>
-        <w:t>Verification then payment then booking. The appointment slot is only held, not confirmed, until payment clears.</w:t>
+        <w:t>Device Session (TDCS) — administered by the CA per the Doctor’s treatment protocol. Only real dependency: a treatment_plans record must exist, and Device Session 1 additionally requires the mandatory pre-treatment PRS to be complete.</w:t>
       </w:r>
     </w:p>
     <w:p>
-      <w:pPr>
-        <w:pStyle w:val="ListBullet"/>
-        <w:spacing w:after="80"/>
-      </w:pPr>
+      <w:pPr/>
       <w:r>
-        <w:rPr>
-          <w:b/>
-        </w:rPr>
-        <w:t xml:space="preserve">Payments Engine — </w:t>
-      </w:r>
-      <w:r>
-        <w:t>Owns the money side end to end: charge, confirm, refund. Nothing else touches payment status directly.</w:t>
+        <w:t>This collapses most of Revision 4’s dependency-graph and branch-rule complexity — there is nothing left to branch between, since there is only one Device Session type. What survives from Revision 4 unchanged: the two-engine split (Appointments Engine / Payments Engine), the reservation-then-payment pattern, and dynamic cancel/reschedule windows.</w:t>
       </w:r>
     </w:p>
     <w:p>
       <w:pPr>
-        <w:pStyle w:val="ListBullet"/>
-        <w:spacing w:after="80"/>
+        <w:pStyle w:val="Heading1"/>
       </w:pPr>
       <w:r>
-        <w:rPr>
-          <w:b/>
-        </w:rPr>
-        <w:t xml:space="preserve">Configurability — </w:t>
-      </w:r>
-      <w:r>
-        <w:t>Session order, dependency rules, verification requirements, cost, and cancel/reschedule windows are all data superadmin edits — not constants in code.</w:t>
+        <w:t>1 · Appointments and Device Sessions</w:t>
       </w:r>
     </w:p>
     <w:p>
+      <w:pPr>
+        <w:pStyle w:val="Heading2"/>
+      </w:pPr>
       <w:r>
-        <w:br w:type="page"/>
+        <w:t>1.1 What Each Unit Is</w:t>
       </w:r>
     </w:p>
     <w:p>
-      <w:pPr>
-        <w:keepNext/>
-        <w:pBdr>
-          <w:bottom w:val="single" w:sz="6" w:space="4" w:color="B01E1E"/>
-        </w:pBdr>
-        <w:spacing w:before="440" w:after="200"/>
-      </w:pPr>
+      <w:pPr/>
       <w:r>
-        <w:rPr>
-          <w:b/>
-          <w:color w:val="B01E1E"/>
-          <w:sz w:val="40"/>
-        </w:rPr>
-        <w:lastRenderedPageBreak/>
-        <w:t>1 · Defining Sessions</w:t>
+        <w:t>Appointment: booked against a Doctor. Verification checklist is minimal — registration complete, no pending payment. Cost is the consultation fee, discounted for follow-ups (typically 70–80% of the first appointment fee, Clinic Admin configurable).</w:t>
       </w:r>
     </w:p>
     <w:p>
-      <w:pPr>
-        <w:keepNext/>
-        <w:spacing w:before="320" w:after="120"/>
-      </w:pPr>
+      <w:pPr/>
       <w:r>
-        <w:rPr>
-          <w:b/>
-          <w:sz w:val="28"/>
-        </w:rPr>
-        <w:t>1.1 What a Session Is</w:t>
+        <w:t>Device Session: booked against a CA slot. Requires an active treatment_plans record. Session 1 specifically also requires the mandatory pre-treatment PRS to be complete. Cost is the flat per-session fee set in the treatment protocol or clinic configuration. Duration and frequency are clinician-set (Doctor at protocol time, CA per session at point of care) — the catalog does not fix these values or suggest an example count/duration.</w:t>
       </w:r>
     </w:p>
     <w:p>
+      <w:pPr>
+        <w:pStyle w:val="Heading2"/>
+      </w:pPr>
       <w:r>
-        <w:t>A session is one unit of the clinical journey — Session 1, Session 2, Session 3, Session 4, a Treatment Session, a Home Session, a Follow-up Session. Today these are hardcoded values in a database CHECK constraint with a fixed order baked into application code. This plan turns that into a catalog: a table of session type definitions, each with its own rules, read by a generic engine instead of being special-cased per name.</w:t>
-      </w:r>
-    </w:p>
-    <w:p>
-      <w:pPr>
-        <w:keepNext/>
-        <w:spacing w:before="320" w:after="120"/>
-      </w:pPr>
-      <w:r>
-        <w:rPr>
-          <w:b/>
-          <w:sz w:val="28"/>
-        </w:rPr>
-        <w:t>1.2 Session Catalog — Superadmin-Owned Fields</w:t>
+        <w:t>1.2 Catalog — Superadmin-Owned Fields</w:t>
       </w:r>
     </w:p>
     <w:tbl>
       <w:tblPr>
-        <w:tblW w:w="0" w:type="auto"/>
-        <w:jc w:val="center"/>
-        <w:tblLook w:val="04A0" w:firstRow="1" w:lastRow="0" w:firstColumn="1" w:lastColumn="0" w:noHBand="0" w:noVBand="1"/>
+        <w:tblStyle w:val="TableGrid"/>
+        <w:tblW w:type="auto" w:w="0"/>
+        <w:tblLook w:firstColumn="1" w:firstRow="1" w:lastColumn="0" w:lastRow="0" w:noHBand="0" w:noVBand="1" w:val="04A0"/>
       </w:tblPr>
       <w:tblGrid>
         <w:gridCol w:w="3216"/>
@@ -243,592 +122,225 @@
         <w:gridCol w:w="3216"/>
       </w:tblGrid>
       <w:tr>
-        <w:trPr>
-          <w:jc w:val="center"/>
-        </w:trPr>
         <w:tc>
           <w:tcPr>
-            <w:tcW w:w="3216" w:type="dxa"/>
-            <w:tcBorders>
-              <w:top w:val="single" w:sz="4" w:space="0" w:color="B8B8B8"/>
-              <w:left w:val="single" w:sz="4" w:space="0" w:color="B8B8B8"/>
-              <w:bottom w:val="single" w:sz="4" w:space="0" w:color="B8B8B8"/>
-              <w:right w:val="single" w:sz="4" w:space="0" w:color="B8B8B8"/>
-            </w:tcBorders>
-            <w:shd w:val="clear" w:color="auto" w:fill="3A3A3A"/>
+            <w:tcW w:type="dxa" w:w="3216"/>
           </w:tcPr>
           <w:p>
             <w:r>
-              <w:rPr>
-                <w:b/>
-                <w:color w:val="FFFFFF"/>
-                <w:sz w:val="19"/>
-              </w:rPr>
               <w:t>Field</w:t>
             </w:r>
           </w:p>
         </w:tc>
         <w:tc>
           <w:tcPr>
-            <w:tcW w:w="3216" w:type="dxa"/>
-            <w:tcBorders>
-              <w:top w:val="single" w:sz="4" w:space="0" w:color="B8B8B8"/>
-              <w:left w:val="single" w:sz="4" w:space="0" w:color="B8B8B8"/>
-              <w:bottom w:val="single" w:sz="4" w:space="0" w:color="B8B8B8"/>
-              <w:right w:val="single" w:sz="4" w:space="0" w:color="B8B8B8"/>
-            </w:tcBorders>
-            <w:shd w:val="clear" w:color="auto" w:fill="3A3A3A"/>
+            <w:tcW w:type="dxa" w:w="3216"/>
           </w:tcPr>
           <w:p>
             <w:r>
-              <w:rPr>
-                <w:b/>
-                <w:color w:val="FFFFFF"/>
-                <w:sz w:val="19"/>
-              </w:rPr>
-              <w:t>Description</w:t>
+              <w:t>Applies To</w:t>
             </w:r>
           </w:p>
         </w:tc>
         <w:tc>
           <w:tcPr>
-            <w:tcW w:w="3216" w:type="dxa"/>
-            <w:tcBorders>
-              <w:top w:val="single" w:sz="4" w:space="0" w:color="B8B8B8"/>
-              <w:left w:val="single" w:sz="4" w:space="0" w:color="B8B8B8"/>
-              <w:bottom w:val="single" w:sz="4" w:space="0" w:color="B8B8B8"/>
-              <w:right w:val="single" w:sz="4" w:space="0" w:color="B8B8B8"/>
-            </w:tcBorders>
-            <w:shd w:val="clear" w:color="auto" w:fill="3A3A3A"/>
+            <w:tcW w:type="dxa" w:w="3216"/>
           </w:tcPr>
           <w:p>
             <w:r>
-              <w:rPr>
-                <w:b/>
-                <w:color w:val="FFFFFF"/>
-                <w:sz w:val="19"/>
-              </w:rPr>
               <w:t>Example</w:t>
             </w:r>
           </w:p>
         </w:tc>
       </w:tr>
       <w:tr>
-        <w:trPr>
-          <w:jc w:val="center"/>
-        </w:trPr>
         <w:tc>
           <w:tcPr>
-            <w:tcW w:w="3216" w:type="dxa"/>
-            <w:tcBorders>
-              <w:top w:val="single" w:sz="4" w:space="0" w:color="B8B8B8"/>
-              <w:left w:val="single" w:sz="4" w:space="0" w:color="B8B8B8"/>
-              <w:bottom w:val="single" w:sz="4" w:space="0" w:color="B8B8B8"/>
-              <w:right w:val="single" w:sz="4" w:space="0" w:color="B8B8B8"/>
-            </w:tcBorders>
-            <w:shd w:val="clear" w:color="auto" w:fill="F2F2F2"/>
+            <w:tcW w:type="dxa" w:w="3216"/>
           </w:tcPr>
           <w:p>
             <w:r>
-              <w:rPr>
-                <w:sz w:val="19"/>
-              </w:rPr>
-              <w:t>Session name</w:t>
+              <w:t>Unit type</w:t>
             </w:r>
           </w:p>
         </w:tc>
         <w:tc>
           <w:tcPr>
-            <w:tcW w:w="3216" w:type="dxa"/>
-            <w:tcBorders>
-              <w:top w:val="single" w:sz="4" w:space="0" w:color="B8B8B8"/>
-              <w:left w:val="single" w:sz="4" w:space="0" w:color="B8B8B8"/>
-              <w:bottom w:val="single" w:sz="4" w:space="0" w:color="B8B8B8"/>
-              <w:right w:val="single" w:sz="4" w:space="0" w:color="B8B8B8"/>
-            </w:tcBorders>
-            <w:shd w:val="clear" w:color="auto" w:fill="F2F2F2"/>
+            <w:tcW w:type="dxa" w:w="3216"/>
           </w:tcPr>
           <w:p>
             <w:r>
-              <w:rPr>
-                <w:sz w:val="19"/>
-              </w:rPr>
-              <w:t>Display name shown to staff and patients</w:t>
+              <w:t>Appointment / Device Session</w:t>
             </w:r>
           </w:p>
         </w:tc>
         <w:tc>
           <w:tcPr>
-            <w:tcW w:w="3216" w:type="dxa"/>
-            <w:tcBorders>
-              <w:top w:val="single" w:sz="4" w:space="0" w:color="B8B8B8"/>
-              <w:left w:val="single" w:sz="4" w:space="0" w:color="B8B8B8"/>
-              <w:bottom w:val="single" w:sz="4" w:space="0" w:color="B8B8B8"/>
-              <w:right w:val="single" w:sz="4" w:space="0" w:color="B8B8B8"/>
-            </w:tcBorders>
-            <w:shd w:val="clear" w:color="auto" w:fill="F2F2F2"/>
+            <w:tcW w:type="dxa" w:w="3216"/>
           </w:tcPr>
           <w:p>
             <w:r>
-              <w:rPr>
-                <w:sz w:val="19"/>
-              </w:rPr>
-              <w:t>Session 2 — Doctor Consultation</w:t>
+              <w:t>Device Session</w:t>
             </w:r>
           </w:p>
         </w:tc>
       </w:tr>
       <w:tr>
-        <w:trPr>
-          <w:jc w:val="center"/>
-        </w:trPr>
         <w:tc>
           <w:tcPr>
-            <w:tcW w:w="3216" w:type="dxa"/>
-            <w:tcBorders>
-              <w:top w:val="single" w:sz="4" w:space="0" w:color="B8B8B8"/>
-              <w:left w:val="single" w:sz="4" w:space="0" w:color="B8B8B8"/>
-              <w:bottom w:val="single" w:sz="4" w:space="0" w:color="B8B8B8"/>
-              <w:right w:val="single" w:sz="4" w:space="0" w:color="B8B8B8"/>
-            </w:tcBorders>
-            <w:shd w:val="clear" w:color="auto" w:fill="F2F2F2"/>
+            <w:tcW w:type="dxa" w:w="3216"/>
           </w:tcPr>
           <w:p>
             <w:r>
-              <w:rPr>
-                <w:sz w:val="19"/>
-              </w:rPr>
-              <w:t>Position / order</w:t>
-            </w:r>
-          </w:p>
-        </w:tc>
-        <w:tc>
-          <w:tcPr>
-            <w:tcW w:w="3216" w:type="dxa"/>
-            <w:tcBorders>
-              <w:top w:val="single" w:sz="4" w:space="0" w:color="B8B8B8"/>
-              <w:left w:val="single" w:sz="4" w:space="0" w:color="B8B8B8"/>
-              <w:bottom w:val="single" w:sz="4" w:space="0" w:color="B8B8B8"/>
-              <w:right w:val="single" w:sz="4" w:space="0" w:color="B8B8B8"/>
-            </w:tcBorders>
-            <w:shd w:val="clear" w:color="auto" w:fill="F2F2F2"/>
-          </w:tcPr>
-          <w:p>
-            <w:r>
-              <w:rPr>
-                <w:sz w:val="19"/>
-              </w:rPr>
-              <w:t>Where this sits in the sequence for its track</w:t>
-            </w:r>
-          </w:p>
-        </w:tc>
-        <w:tc>
-          <w:tcPr>
-            <w:tcW w:w="3216" w:type="dxa"/>
-            <w:tcBorders>
-              <w:top w:val="single" w:sz="4" w:space="0" w:color="B8B8B8"/>
-              <w:left w:val="single" w:sz="4" w:space="0" w:color="B8B8B8"/>
-              <w:bottom w:val="single" w:sz="4" w:space="0" w:color="B8B8B8"/>
-              <w:right w:val="single" w:sz="4" w:space="0" w:color="B8B8B8"/>
-            </w:tcBorders>
-            <w:shd w:val="clear" w:color="auto" w:fill="F2F2F2"/>
-          </w:tcPr>
-          <w:p>
-            <w:r>
-              <w:rPr>
-                <w:sz w:val="19"/>
-              </w:rPr>
-              <w:t>2</w:t>
-            </w:r>
-          </w:p>
-        </w:tc>
-      </w:tr>
-      <w:tr>
-        <w:trPr>
-          <w:jc w:val="center"/>
-        </w:trPr>
-        <w:tc>
-          <w:tcPr>
-            <w:tcW w:w="3216" w:type="dxa"/>
-            <w:tcBorders>
-              <w:top w:val="single" w:sz="4" w:space="0" w:color="B8B8B8"/>
-              <w:left w:val="single" w:sz="4" w:space="0" w:color="B8B8B8"/>
-              <w:bottom w:val="single" w:sz="4" w:space="0" w:color="B8B8B8"/>
-              <w:right w:val="single" w:sz="4" w:space="0" w:color="B8B8B8"/>
-            </w:tcBorders>
-            <w:shd w:val="clear" w:color="auto" w:fill="F2F2F2"/>
-          </w:tcPr>
-          <w:p>
-            <w:r>
-              <w:rPr>
-                <w:sz w:val="19"/>
-              </w:rPr>
-              <w:t>Actor</w:t>
-            </w:r>
-          </w:p>
-        </w:tc>
-        <w:tc>
-          <w:tcPr>
-            <w:tcW w:w="3216" w:type="dxa"/>
-            <w:tcBorders>
-              <w:top w:val="single" w:sz="4" w:space="0" w:color="B8B8B8"/>
-              <w:left w:val="single" w:sz="4" w:space="0" w:color="B8B8B8"/>
-              <w:bottom w:val="single" w:sz="4" w:space="0" w:color="B8B8B8"/>
-              <w:right w:val="single" w:sz="4" w:space="0" w:color="B8B8B8"/>
-            </w:tcBorders>
-            <w:shd w:val="clear" w:color="auto" w:fill="F2F2F2"/>
-          </w:tcPr>
-          <w:p>
-            <w:r>
-              <w:rPr>
-                <w:sz w:val="19"/>
-              </w:rPr>
-              <w:t>Who conducts it</w:t>
-            </w:r>
-          </w:p>
-        </w:tc>
-        <w:tc>
-          <w:tcPr>
-            <w:tcW w:w="3216" w:type="dxa"/>
-            <w:tcBorders>
-              <w:top w:val="single" w:sz="4" w:space="0" w:color="B8B8B8"/>
-              <w:left w:val="single" w:sz="4" w:space="0" w:color="B8B8B8"/>
-              <w:bottom w:val="single" w:sz="4" w:space="0" w:color="B8B8B8"/>
-              <w:right w:val="single" w:sz="4" w:space="0" w:color="B8B8B8"/>
-            </w:tcBorders>
-            <w:shd w:val="clear" w:color="auto" w:fill="F2F2F2"/>
-          </w:tcPr>
-          <w:p>
-            <w:r>
-              <w:rPr>
-                <w:sz w:val="19"/>
-              </w:rPr>
-              <w:t>Doctor / CA / Patient (home)</w:t>
-            </w:r>
-          </w:p>
-        </w:tc>
-      </w:tr>
-      <w:tr>
-        <w:trPr>
-          <w:jc w:val="center"/>
-        </w:trPr>
-        <w:tc>
-          <w:tcPr>
-            <w:tcW w:w="3216" w:type="dxa"/>
-            <w:tcBorders>
-              <w:top w:val="single" w:sz="4" w:space="0" w:color="B8B8B8"/>
-              <w:left w:val="single" w:sz="4" w:space="0" w:color="B8B8B8"/>
-              <w:bottom w:val="single" w:sz="4" w:space="0" w:color="B8B8B8"/>
-              <w:right w:val="single" w:sz="4" w:space="0" w:color="B8B8B8"/>
-            </w:tcBorders>
-            <w:shd w:val="clear" w:color="auto" w:fill="F2F2F2"/>
-          </w:tcPr>
-          <w:p>
-            <w:r>
-              <w:rPr>
-                <w:sz w:val="19"/>
-              </w:rPr>
               <w:t>Cost</w:t>
             </w:r>
           </w:p>
         </w:tc>
         <w:tc>
           <w:tcPr>
-            <w:tcW w:w="3216" w:type="dxa"/>
-            <w:tcBorders>
-              <w:top w:val="single" w:sz="4" w:space="0" w:color="B8B8B8"/>
-              <w:left w:val="single" w:sz="4" w:space="0" w:color="B8B8B8"/>
-              <w:bottom w:val="single" w:sz="4" w:space="0" w:color="B8B8B8"/>
-              <w:right w:val="single" w:sz="4" w:space="0" w:color="B8B8B8"/>
-            </w:tcBorders>
-            <w:shd w:val="clear" w:color="auto" w:fill="F2F2F2"/>
+            <w:tcW w:type="dxa" w:w="3216"/>
           </w:tcPr>
           <w:p>
             <w:r>
-              <w:rPr>
-                <w:sz w:val="19"/>
-              </w:rPr>
-              <w:t>Price for this session type, or free</w:t>
+              <w:t>Both — configurable, can be free</w:t>
             </w:r>
           </w:p>
         </w:tc>
         <w:tc>
           <w:tcPr>
-            <w:tcW w:w="3216" w:type="dxa"/>
-            <w:tcBorders>
-              <w:top w:val="single" w:sz="4" w:space="0" w:color="B8B8B8"/>
-              <w:left w:val="single" w:sz="4" w:space="0" w:color="B8B8B8"/>
-              <w:bottom w:val="single" w:sz="4" w:space="0" w:color="B8B8B8"/>
-              <w:right w:val="single" w:sz="4" w:space="0" w:color="B8B8B8"/>
-            </w:tcBorders>
-            <w:shd w:val="clear" w:color="auto" w:fill="F2F2F2"/>
+            <w:tcW w:type="dxa" w:w="3216"/>
           </w:tcPr>
           <w:p>
             <w:r>
-              <w:rPr>
-                <w:sz w:val="19"/>
-              </w:rPr>
-              <w:t>₹1,500 / Free</w:t>
+              <w:t>₹1,000 (first appointment) / ₹400 (device session)</w:t>
             </w:r>
           </w:p>
         </w:tc>
       </w:tr>
       <w:tr>
-        <w:trPr>
-          <w:jc w:val="center"/>
-        </w:trPr>
         <w:tc>
           <w:tcPr>
-            <w:tcW w:w="3216" w:type="dxa"/>
-            <w:tcBorders>
-              <w:top w:val="single" w:sz="4" w:space="0" w:color="B8B8B8"/>
-              <w:left w:val="single" w:sz="4" w:space="0" w:color="B8B8B8"/>
-              <w:bottom w:val="single" w:sz="4" w:space="0" w:color="B8B8B8"/>
-              <w:right w:val="single" w:sz="4" w:space="0" w:color="B8B8B8"/>
-            </w:tcBorders>
-            <w:shd w:val="clear" w:color="auto" w:fill="F2F2F2"/>
+            <w:tcW w:type="dxa" w:w="3216"/>
           </w:tcPr>
           <w:p>
             <w:r>
-              <w:rPr>
-                <w:sz w:val="19"/>
-              </w:rPr>
               <w:t>Billable</w:t>
             </w:r>
           </w:p>
         </w:tc>
         <w:tc>
           <w:tcPr>
-            <w:tcW w:w="3216" w:type="dxa"/>
-            <w:tcBorders>
-              <w:top w:val="single" w:sz="4" w:space="0" w:color="B8B8B8"/>
-              <w:left w:val="single" w:sz="4" w:space="0" w:color="B8B8B8"/>
-              <w:bottom w:val="single" w:sz="4" w:space="0" w:color="B8B8B8"/>
-              <w:right w:val="single" w:sz="4" w:space="0" w:color="B8B8B8"/>
-            </w:tcBorders>
-            <w:shd w:val="clear" w:color="auto" w:fill="F2F2F2"/>
+            <w:tcW w:type="dxa" w:w="3216"/>
           </w:tcPr>
           <w:p>
             <w:r>
-              <w:rPr>
-                <w:sz w:val="19"/>
-              </w:rPr>
-              <w:t>Whether payment is required before booking</w:t>
+              <w:t>Both</w:t>
             </w:r>
           </w:p>
         </w:tc>
         <w:tc>
           <w:tcPr>
-            <w:tcW w:w="3216" w:type="dxa"/>
-            <w:tcBorders>
-              <w:top w:val="single" w:sz="4" w:space="0" w:color="B8B8B8"/>
-              <w:left w:val="single" w:sz="4" w:space="0" w:color="B8B8B8"/>
-              <w:bottom w:val="single" w:sz="4" w:space="0" w:color="B8B8B8"/>
-              <w:right w:val="single" w:sz="4" w:space="0" w:color="B8B8B8"/>
-            </w:tcBorders>
-            <w:shd w:val="clear" w:color="auto" w:fill="F2F2F2"/>
+            <w:tcW w:type="dxa" w:w="3216"/>
           </w:tcPr>
           <w:p>
             <w:r>
-              <w:rPr>
-                <w:sz w:val="19"/>
-              </w:rPr>
               <w:t>Yes / No</w:t>
             </w:r>
           </w:p>
         </w:tc>
       </w:tr>
       <w:tr>
-        <w:trPr>
-          <w:jc w:val="center"/>
-        </w:trPr>
         <w:tc>
           <w:tcPr>
-            <w:tcW w:w="3216" w:type="dxa"/>
-            <w:tcBorders>
-              <w:top w:val="single" w:sz="4" w:space="0" w:color="B8B8B8"/>
-              <w:left w:val="single" w:sz="4" w:space="0" w:color="B8B8B8"/>
-              <w:bottom w:val="single" w:sz="4" w:space="0" w:color="B8B8B8"/>
-              <w:right w:val="single" w:sz="4" w:space="0" w:color="B8B8B8"/>
-            </w:tcBorders>
-            <w:shd w:val="clear" w:color="auto" w:fill="F2F2F2"/>
+            <w:tcW w:type="dxa" w:w="3216"/>
           </w:tcPr>
           <w:p>
             <w:r>
-              <w:rPr>
-                <w:sz w:val="19"/>
-              </w:rPr>
               <w:t>Verification checklist</w:t>
             </w:r>
           </w:p>
         </w:tc>
         <w:tc>
           <w:tcPr>
-            <w:tcW w:w="3216" w:type="dxa"/>
-            <w:tcBorders>
-              <w:top w:val="single" w:sz="4" w:space="0" w:color="B8B8B8"/>
-              <w:left w:val="single" w:sz="4" w:space="0" w:color="B8B8B8"/>
-              <w:bottom w:val="single" w:sz="4" w:space="0" w:color="B8B8B8"/>
-              <w:right w:val="single" w:sz="4" w:space="0" w:color="B8B8B8"/>
-            </w:tcBorders>
-            <w:shd w:val="clear" w:color="auto" w:fill="F2F2F2"/>
+            <w:tcW w:type="dxa" w:w="3216"/>
           </w:tcPr>
           <w:p>
             <w:r>
-              <w:rPr>
-                <w:sz w:val="19"/>
-              </w:rPr>
-              <w:t>Which pre-booking checks apply (see 3.2)</w:t>
+              <w:t>Both — see 3.2</w:t>
             </w:r>
           </w:p>
         </w:tc>
         <w:tc>
           <w:tcPr>
-            <w:tcW w:w="3216" w:type="dxa"/>
-            <w:tcBorders>
-              <w:top w:val="single" w:sz="4" w:space="0" w:color="B8B8B8"/>
-              <w:left w:val="single" w:sz="4" w:space="0" w:color="B8B8B8"/>
-              <w:bottom w:val="single" w:sz="4" w:space="0" w:color="B8B8B8"/>
-              <w:right w:val="single" w:sz="4" w:space="0" w:color="B8B8B8"/>
-            </w:tcBorders>
-            <w:shd w:val="clear" w:color="auto" w:fill="F2F2F2"/>
+            <w:tcW w:type="dxa" w:w="3216"/>
           </w:tcPr>
           <w:p>
             <w:r>
-              <w:rPr>
-                <w:sz w:val="19"/>
-              </w:rPr>
-              <w:t>Registration complete, Session 1 complete</w:t>
+              <w:t>registration_complete, no pending payment</w:t>
             </w:r>
           </w:p>
         </w:tc>
       </w:tr>
       <w:tr>
-        <w:trPr>
-          <w:jc w:val="center"/>
-        </w:trPr>
         <w:tc>
           <w:tcPr>
-            <w:tcW w:w="3216" w:type="dxa"/>
-            <w:tcBorders>
-              <w:top w:val="single" w:sz="4" w:space="0" w:color="B8B8B8"/>
-              <w:left w:val="single" w:sz="4" w:space="0" w:color="B8B8B8"/>
-              <w:bottom w:val="single" w:sz="4" w:space="0" w:color="B8B8B8"/>
-              <w:right w:val="single" w:sz="4" w:space="0" w:color="B8B8B8"/>
-            </w:tcBorders>
-            <w:shd w:val="clear" w:color="auto" w:fill="F2F2F2"/>
+            <w:tcW w:type="dxa" w:w="3216"/>
           </w:tcPr>
           <w:p>
             <w:r>
-              <w:rPr>
-                <w:sz w:val="19"/>
-              </w:rPr>
-              <w:t>Dependency rule</w:t>
+              <w:t>Prerequisite</w:t>
             </w:r>
           </w:p>
         </w:tc>
         <w:tc>
           <w:tcPr>
-            <w:tcW w:w="3216" w:type="dxa"/>
-            <w:tcBorders>
-              <w:top w:val="single" w:sz="4" w:space="0" w:color="B8B8B8"/>
-              <w:left w:val="single" w:sz="4" w:space="0" w:color="B8B8B8"/>
-              <w:bottom w:val="single" w:sz="4" w:space="0" w:color="B8B8B8"/>
-              <w:right w:val="single" w:sz="4" w:space="0" w:color="B8B8B8"/>
-            </w:tcBorders>
-            <w:shd w:val="clear" w:color="auto" w:fill="F2F2F2"/>
+            <w:tcW w:type="dxa" w:w="3216"/>
           </w:tcPr>
           <w:p>
             <w:r>
-              <w:rPr>
-                <w:sz w:val="19"/>
-              </w:rPr>
-              <w:t>What must be true in the prior session to unlock this one</w:t>
+              <w:t>Device Session only</w:t>
             </w:r>
           </w:p>
         </w:tc>
         <w:tc>
           <w:tcPr>
-            <w:tcW w:w="3216" w:type="dxa"/>
-            <w:tcBorders>
-              <w:top w:val="single" w:sz="4" w:space="0" w:color="B8B8B8"/>
-              <w:left w:val="single" w:sz="4" w:space="0" w:color="B8B8B8"/>
-              <w:bottom w:val="single" w:sz="4" w:space="0" w:color="B8B8B8"/>
-              <w:right w:val="single" w:sz="4" w:space="0" w:color="B8B8B8"/>
-            </w:tcBorders>
-            <w:shd w:val="clear" w:color="auto" w:fill="F2F2F2"/>
+            <w:tcW w:type="dxa" w:w="3216"/>
           </w:tcPr>
           <w:p>
             <w:r>
-              <w:rPr>
-                <w:sz w:val="19"/>
-              </w:rPr>
-              <w:t>Requires: Session 1 = completed</w:t>
+              <w:t>Session 1 requires pre-treatment PRS complete</w:t>
             </w:r>
           </w:p>
         </w:tc>
       </w:tr>
       <w:tr>
-        <w:trPr>
-          <w:jc w:val="center"/>
-        </w:trPr>
         <w:tc>
           <w:tcPr>
-            <w:tcW w:w="3216" w:type="dxa"/>
-            <w:tcBorders>
-              <w:top w:val="single" w:sz="4" w:space="0" w:color="B8B8B8"/>
-              <w:left w:val="single" w:sz="4" w:space="0" w:color="B8B8B8"/>
-              <w:bottom w:val="single" w:sz="4" w:space="0" w:color="B8B8B8"/>
-              <w:right w:val="single" w:sz="4" w:space="0" w:color="B8B8B8"/>
-            </w:tcBorders>
-            <w:shd w:val="clear" w:color="auto" w:fill="F2F2F2"/>
+            <w:tcW w:type="dxa" w:w="3216"/>
           </w:tcPr>
           <w:p>
             <w:r>
-              <w:rPr>
-                <w:sz w:val="19"/>
-              </w:rPr>
-              <w:t>Branch rule</w:t>
+              <w:t>Cancel / reschedule window</w:t>
             </w:r>
           </w:p>
         </w:tc>
         <w:tc>
           <w:tcPr>
-            <w:tcW w:w="3216" w:type="dxa"/>
-            <w:tcBorders>
-              <w:top w:val="single" w:sz="4" w:space="0" w:color="B8B8B8"/>
-              <w:left w:val="single" w:sz="4" w:space="0" w:color="B8B8B8"/>
-              <w:bottom w:val="single" w:sz="4" w:space="0" w:color="B8B8B8"/>
-              <w:right w:val="single" w:sz="4" w:space="0" w:color="B8B8B8"/>
-            </w:tcBorders>
-            <w:shd w:val="clear" w:color="auto" w:fill="F2F2F2"/>
+            <w:tcW w:type="dxa" w:w="3216"/>
           </w:tcPr>
           <w:p>
             <w:r>
-              <w:rPr>
-                <w:sz w:val="19"/>
-              </w:rPr>
-              <w:t>What outcome sends the patient to which next session</w:t>
+              <w:t>Both — see 3.4</w:t>
             </w:r>
           </w:p>
         </w:tc>
         <w:tc>
           <w:tcPr>
-            <w:tcW w:w="3216" w:type="dxa"/>
-            <w:tcBorders>
-              <w:top w:val="single" w:sz="4" w:space="0" w:color="B8B8B8"/>
-              <w:left w:val="single" w:sz="4" w:space="0" w:color="B8B8B8"/>
-              <w:bottom w:val="single" w:sz="4" w:space="0" w:color="B8B8B8"/>
-              <w:right w:val="single" w:sz="4" w:space="0" w:color="B8B8B8"/>
-            </w:tcBorders>
-            <w:shd w:val="clear" w:color="auto" w:fill="F2F2F2"/>
+            <w:tcW w:type="dxa" w:w="3216"/>
           </w:tcPr>
           <w:p>
             <w:r>
-              <w:rPr>
-                <w:sz w:val="19"/>
-              </w:rPr>
-              <w:t>outcome=additional_tests → Session 3</w:t>
+              <w:t>2h cancel / 24h reschedule, per unit type</w:t>
             </w:r>
           </w:p>
         </w:tc>
@@ -836,253 +348,515 @@
     </w:tbl>
     <w:p>
       <w:pPr>
-        <w:spacing w:after="80"/>
-      </w:pPr>
-    </w:p>
-    <w:p>
-      <w:pPr>
-        <w:keepNext/>
-        <w:spacing w:before="320" w:after="120"/>
+        <w:pStyle w:val="Heading2"/>
       </w:pPr>
       <w:r>
-        <w:rPr>
-          <w:b/>
-          <w:sz w:val="28"/>
-        </w:rPr>
-        <w:t>1.3 Dependency Engine, Not Hardcoded Order</w:t>
+        <w:t>1.3 No Dependency Graph, No Branch Rules</w:t>
       </w:r>
     </w:p>
     <w:p>
+      <w:pPr/>
       <w:r>
-        <w:t>The order itself becomes data, but the enforcement stays automatic and generic: a session cannot be booked until its dependency rule is satisfied. Rules apply per session type, read from the catalog instead of hardcoded per name, so the same engine works for any session, not just the four that exist right now.</w:t>
+        <w:t>Revision 4’s dependency graph (Session 2 unlocks Session 3, outcome-based branching) is removed. There is nothing to branch between — the Doctor’s Path A / B / C decision (see Anava_Patient_Lifecycle.docx §2.3) is a clinical judgment recorded on the appointment, not a system-enforced routing rule. The only system-enforced gate left is: Device Session 1 requires pre-treatment PRS complete, and requires an active treatment_plans record. Everything else the Doctor decides live.</w:t>
       </w:r>
     </w:p>
     <w:p>
       <w:pPr>
-        <w:pStyle w:val="ListBullet"/>
-        <w:spacing w:after="80"/>
+        <w:pStyle w:val="Heading2"/>
       </w:pPr>
       <w:r>
-        <w:rPr>
-          <w:b/>
-        </w:rPr>
-        <w:t xml:space="preserve">Example — </w:t>
-      </w:r>
-      <w:r>
-        <w:t>Superadmin defines: Session 4's dependency rule = "Session 3 status = completed." The engine enforces it every time — nobody has to remember the rule, and nobody can accidentally skip it by mistake.</w:t>
+        <w:t>1.4 Device Session 1 ↔ Pre-treatment PRS — Sequence</w:t>
       </w:r>
     </w:p>
     <w:p>
       <w:pPr>
-        <w:pStyle w:val="ListBullet"/>
-        <w:spacing w:after="80"/>
+        <w:pStyle w:val="ListNumber"/>
       </w:pPr>
       <w:r>
-        <w:rPr>
-          <w:b/>
-        </w:rPr>
-        <w:t xml:space="preserve">Branching stays clinical — </w:t>
-      </w:r>
-      <w:r>
-        <w:t>Doctor's Path A / Path B choice at Session 2 is recorded as an outcome value. Superadmin defines which outcome routes to which next session. The Doctor still makes the real clinical call in the moment; only the resulting routing is configurable.</w:t>
+        <w:t>Treatment protocol is set by the Doctor (any appointment, per Anava_Patient_Lifecycle.docx §2.4–2.5). This unlocks Device Session booking.</w:t>
       </w:r>
     </w:p>
     <w:p>
       <w:pPr>
-        <w:spacing w:before="40" w:after="200"/>
+        <w:pStyle w:val="ListNumber"/>
       </w:pPr>
       <w:r>
-        <w:rPr>
-          <w:i/>
-          <w:color w:val="6E6E6E"/>
-          <w:sz w:val="19"/>
-        </w:rPr>
-        <w:lastRenderedPageBreak/>
-        <w:t>This closes the gap between "fixed clinical protocol" and "business needs to change without a code deploy" — the rule is configurable, its enforcement is not optional.</w:t>
+        <w:t>Pre-treatment PRS is triggered as mandatory once the protocol is set.</w:t>
       </w:r>
     </w:p>
     <w:p>
       <w:pPr>
-        <w:keepNext/>
-        <w:spacing w:before="320" w:after="120"/>
+        <w:pStyle w:val="ListNumber"/>
       </w:pPr>
       <w:r>
-        <w:rPr>
-          <w:b/>
-          <w:sz w:val="28"/>
-        </w:rPr>
-        <w:t>1.4 Session 1 ↔ Protocol Request — Corrected Sequence</w:t>
+        <w:t>Device Session 1 can be booked before the PRS is complete, but check-in is blocked until the PRS is marked complete.</w:t>
       </w:r>
     </w:p>
     <w:p>
+      <w:pPr>
+        <w:pStyle w:val="ListNumber"/>
+      </w:pPr>
       <w:r>
-        <w:t>Not a dependency in the usual sense (booking blocked on approval). It runs the other way: booking unlocks the request, and the request has a soft deadline against the booking.</w:t>
+        <w:t>Device Sessions 2+ have no PRS gate by default — any further PRS cadence during the series is set by the Doctor in the protocol (§3.4 of the Patient Lifecycle Guide), not system-enforced.</w:t>
       </w:r>
     </w:p>
     <w:p>
       <w:pPr>
-        <w:pStyle w:val="ListNumber"/>
-        <w:spacing w:after="80"/>
+        <w:pStyle w:val="Heading1"/>
       </w:pPr>
       <w:r>
-        <w:rPr>
-          <w:b/>
-        </w:rPr>
-        <w:t xml:space="preserve">Session 1 is booked first. </w:t>
-      </w:r>
-      <w:r>
-        <w:t xml:space="preserve"> </w:t>
-      </w:r>
-      <w:r>
-        <w:t>P</w:t>
-      </w:r>
-      <w:r>
-        <w:t>atient</w:t>
-      </w:r>
-      <w:r>
-        <w:t xml:space="preserve"> </w:t>
-      </w:r>
-      <w:r>
-        <w:t>books Session 1. Only the standard checklist applies (3.2) — no protocol prerequisite.</w:t>
-      </w:r>
-    </w:p>
-    <w:p>
-      <w:pPr>
-        <w:pStyle w:val="ListNumber"/>
-        <w:spacing w:after="80"/>
-      </w:pPr>
-      <w:r>
-        <w:rPr>
-          <w:b/>
-        </w:rPr>
-        <w:t xml:space="preserve">Booking unlocks the request. </w:t>
-      </w:r>
-      <w:r>
-        <w:t xml:space="preserve"> the existence of a booked Session 1 is what allows the CA to submit an assessment protocol request for that patient — the request cannot be created without it.</w:t>
-      </w:r>
-    </w:p>
-    <w:p>
-      <w:pPr>
-        <w:pStyle w:val="ListNumber"/>
-        <w:spacing w:after="80"/>
-      </w:pPr>
-      <w:r>
-        <w:rPr>
-          <w:b/>
-        </w:rPr>
-        <w:t xml:space="preserve">Doctor approves — target 1 hour before. </w:t>
-      </w:r>
-      <w:r>
-        <w:t xml:space="preserve"> the target is Doctor approval before appointment_time − 1 hour. This is a soft target, not a hard cutoff.</w:t>
-      </w:r>
-    </w:p>
-    <w:p>
-      <w:pPr>
-        <w:pStyle w:val="ListNumber"/>
-        <w:spacing w:after="80"/>
-      </w:pPr>
-      <w:r>
-        <w:rPr>
-          <w:b/>
-        </w:rPr>
-        <w:t xml:space="preserve">Miss the deadline → soft block only. </w:t>
-      </w:r>
-      <w:r>
-        <w:t xml:space="preserve"> if the deadline passes with no decision, the appointment is NOT cancelled and the slot is NOT released. The CA is soft-blocked from starting the session until it's approved — the booking itself is unaffected.</w:t>
-      </w:r>
-    </w:p>
-    <w:p>
-      <w:pPr>
-        <w:pStyle w:val="ListNumber"/>
-        <w:spacing w:after="80"/>
-      </w:pPr>
-      <w:r>
-        <w:rPr>
-          <w:b/>
-        </w:rPr>
-        <w:t xml:space="preserve">Approval during the appointment is allowed. </w:t>
-      </w:r>
-      <w:r>
-        <w:t xml:space="preserve"> the Doctor can approve, reject, or request modification live, in real time, once the patient is already at the clinic. This is the expected normal path, not an edge case — the 1-hour target is a reminder nudge, not a gate the system enforces by force.</w:t>
-      </w:r>
-    </w:p>
-    <w:p>
-      <w:pPr>
-        <w:spacing w:before="40" w:after="200"/>
-      </w:pPr>
-      <w:r>
-        <w:rPr>
-          <w:i/>
-          <w:color w:val="6E6E6E"/>
-          <w:sz w:val="19"/>
-        </w:rPr>
-        <w:t>This replaces the current live rule in SessionService.create() (protocol must be approved before a Session 1 row can exist) with the inverse: Session 1 exists first, the protocol request references it, and only the CA's ability to run the session waits on approval — booking never does.</w:t>
-      </w:r>
-    </w:p>
-    <w:p>
-      <w:r>
-        <w:br w:type="page"/>
-      </w:r>
-    </w:p>
-    <w:p>
-      <w:pPr>
-        <w:keepNext/>
-        <w:pBdr>
-          <w:bottom w:val="single" w:sz="6" w:space="4" w:color="B01E1E"/>
-        </w:pBdr>
-        <w:spacing w:before="440" w:after="200"/>
-      </w:pPr>
-      <w:r>
-        <w:rPr>
-          <w:b/>
-          <w:color w:val="B01E1E"/>
-          <w:sz w:val="40"/>
-        </w:rPr>
-        <w:lastRenderedPageBreak/>
         <w:t>2 · Two-Engine Architecture</w:t>
       </w:r>
     </w:p>
     <w:p>
       <w:pPr>
-        <w:keepNext/>
-        <w:spacing w:before="320" w:after="120"/>
+        <w:pStyle w:val="Heading2"/>
       </w:pPr>
       <w:r>
-        <w:rPr>
-          <w:b/>
-          <w:sz w:val="28"/>
-        </w:rPr>
         <w:t>2.1 Why Two Engines</w:t>
       </w:r>
     </w:p>
     <w:p>
+      <w:pPr/>
       <w:r>
-        <w:t>Booking a session and paying for a session are two different failure domains. A booking can fail because a slot disappeared; a payment can fail because a card was declined. Keeping them as two engines means a payment failure never leaves a half-booked appointment, and a scheduling conflict never leaves a charged, unbooked payment.</w:t>
+        <w:t>Booking a unit (appointment or device session) and paying for it are two different failure domains. A booking can fail because a slot disappeared; a payment can fail because a card was declined. Keeping them as two engines means a payment failure never leaves a half-booked appointment or session floating in an ambiguous state. Unchanged from Revision 4.</w:t>
       </w:r>
     </w:p>
     <w:p>
       <w:pPr>
-        <w:keepNext/>
-        <w:spacing w:before="320" w:after="120"/>
+        <w:pStyle w:val="Heading2"/>
       </w:pPr>
       <w:r>
-        <w:rPr>
-          <w:b/>
-          <w:sz w:val="28"/>
-        </w:rPr>
         <w:t>2.2 How They Stay in Sync</w:t>
       </w:r>
     </w:p>
     <w:p>
+      <w:pPr/>
       <w:r>
-        <w:t>Neither engine reaches into the other's tables. They communicate through one shared record — a reservation — that both engines read and only their own engine writes.</w:t>
+        <w:t>Neither engine reaches into the other’s tables. They communicate through one shared record — a reservation — that both engines read and only their own engine writes. Unchanged from Revision 4.</w:t>
+      </w:r>
+    </w:p>
+    <w:p>
+      <w:pPr>
+        <w:pStyle w:val="Heading1"/>
+      </w:pPr>
+      <w:r>
+        <w:t>3 · Appointments Engine</w:t>
+      </w:r>
+    </w:p>
+    <w:p>
+      <w:pPr>
+        <w:pStyle w:val="Heading2"/>
+      </w:pPr>
+      <w:r>
+        <w:t>3.1 Responsibilities</w:t>
+      </w:r>
+    </w:p>
+    <w:p>
+      <w:pPr>
+        <w:pStyle w:val="ListBullet"/>
+      </w:pPr>
+      <w:r>
+        <w:t>Look up whether the unit being booked is an Appointment or a Device Session.</w:t>
+      </w:r>
+    </w:p>
+    <w:p>
+      <w:pPr>
+        <w:pStyle w:val="ListBullet"/>
+      </w:pPr>
+      <w:r>
+        <w:t>Run that unit’s verification checklist (3.2) against the patient’s actual record.</w:t>
+      </w:r>
+    </w:p>
+    <w:p>
+      <w:pPr>
+        <w:pStyle w:val="ListBullet"/>
+      </w:pPr>
+      <w:r>
+        <w:t>If verification passes: create a HELD reservation and request payment from the Payments Engine.</w:t>
+      </w:r>
+    </w:p>
+    <w:p>
+      <w:pPr>
+        <w:pStyle w:val="ListBullet"/>
+      </w:pPr>
+      <w:r>
+        <w:t>If verification fails: return exactly which check failed, so the UI can tell the patient or staff what to fix.</w:t>
+      </w:r>
+    </w:p>
+    <w:p>
+      <w:pPr>
+        <w:pStyle w:val="ListBullet"/>
+      </w:pPr>
+      <w:r>
+        <w:t>On payment confirmation: convert the reservation into a real, confirmed appointment or device session.</w:t>
+      </w:r>
+    </w:p>
+    <w:p>
+      <w:pPr>
+        <w:pStyle w:val="ListBullet"/>
+      </w:pPr>
+      <w:r>
+        <w:t>Enforce cancellation and reschedule windows, superadmin-configurable per unit type.</w:t>
+      </w:r>
+    </w:p>
+    <w:p>
+      <w:pPr>
+        <w:pStyle w:val="Heading2"/>
+      </w:pPr>
+      <w:r>
+        <w:t>3.2 Verification Checklist</w:t>
       </w:r>
     </w:p>
     <w:tbl>
       <w:tblPr>
-        <w:tblW w:w="0" w:type="auto"/>
-        <w:jc w:val="center"/>
-        <w:tblLook w:val="04A0" w:firstRow="1" w:lastRow="0" w:firstColumn="1" w:lastColumn="0" w:noHBand="0" w:noVBand="1"/>
+        <w:tblStyle w:val="TableGrid"/>
+        <w:tblW w:type="auto" w:w="0"/>
+        <w:tblLook w:firstColumn="1" w:firstRow="1" w:lastColumn="0" w:lastRow="0" w:noHBand="0" w:noVBand="1" w:val="04A0"/>
+      </w:tblPr>
+      <w:tblGrid>
+        <w:gridCol w:w="3216"/>
+        <w:gridCol w:w="3216"/>
+        <w:gridCol w:w="3216"/>
+      </w:tblGrid>
+      <w:tr>
+        <w:tc>
+          <w:tcPr>
+            <w:tcW w:type="dxa" w:w="3216"/>
+          </w:tcPr>
+          <w:p>
+            <w:r>
+              <w:t>Check</w:t>
+            </w:r>
+          </w:p>
+        </w:tc>
+        <w:tc>
+          <w:tcPr>
+            <w:tcW w:type="dxa" w:w="3216"/>
+          </w:tcPr>
+          <w:p>
+            <w:r>
+              <w:t>What It Verifies</w:t>
+            </w:r>
+          </w:p>
+        </w:tc>
+        <w:tc>
+          <w:tcPr>
+            <w:tcW w:type="dxa" w:w="3216"/>
+          </w:tcPr>
+          <w:p>
+            <w:r>
+              <w:t>Applies To</w:t>
+            </w:r>
+          </w:p>
+        </w:tc>
+      </w:tr>
+      <w:tr>
+        <w:tc>
+          <w:tcPr>
+            <w:tcW w:type="dxa" w:w="3216"/>
+          </w:tcPr>
+          <w:p>
+            <w:r>
+              <w:t>Registration complete</w:t>
+            </w:r>
+          </w:p>
+        </w:tc>
+        <w:tc>
+          <w:tcPr>
+            <w:tcW w:type="dxa" w:w="3216"/>
+          </w:tcPr>
+          <w:p>
+            <w:r>
+              <w:t>registration_status = registration_complete</w:t>
+            </w:r>
+          </w:p>
+        </w:tc>
+        <w:tc>
+          <w:tcPr>
+            <w:tcW w:type="dxa" w:w="3216"/>
+          </w:tcPr>
+          <w:p>
+            <w:r>
+              <w:t>Appointments and Device Sessions</w:t>
+            </w:r>
+          </w:p>
+        </w:tc>
+      </w:tr>
+      <w:tr>
+        <w:tc>
+          <w:tcPr>
+            <w:tcW w:type="dxa" w:w="3216"/>
+          </w:tcPr>
+          <w:p>
+            <w:r>
+              <w:t>No pending payment</w:t>
+            </w:r>
+          </w:p>
+        </w:tc>
+        <w:tc>
+          <w:tcPr>
+            <w:tcW w:type="dxa" w:w="3216"/>
+          </w:tcPr>
+          <w:p>
+            <w:r>
+              <w:t>No outstanding unpaid balance on the patient's account</w:t>
+            </w:r>
+          </w:p>
+        </w:tc>
+        <w:tc>
+          <w:tcPr>
+            <w:tcW w:type="dxa" w:w="3216"/>
+          </w:tcPr>
+          <w:p>
+            <w:r>
+              <w:t>All billable units</w:t>
+            </w:r>
+          </w:p>
+        </w:tc>
+      </w:tr>
+      <w:tr>
+        <w:tc>
+          <w:tcPr>
+            <w:tcW w:type="dxa" w:w="3216"/>
+          </w:tcPr>
+          <w:p>
+            <w:r>
+              <w:t>Active treatment protocol exists</w:t>
+            </w:r>
+          </w:p>
+        </w:tc>
+        <w:tc>
+          <w:tcPr>
+            <w:tcW w:type="dxa" w:w="3216"/>
+          </w:tcPr>
+          <w:p>
+            <w:r>
+              <w:t>treatment_plans record exists and is active</w:t>
+            </w:r>
+          </w:p>
+        </w:tc>
+        <w:tc>
+          <w:tcPr>
+            <w:tcW w:type="dxa" w:w="3216"/>
+          </w:tcPr>
+          <w:p>
+            <w:r>
+              <w:t>Device Sessions only</w:t>
+            </w:r>
+          </w:p>
+        </w:tc>
+      </w:tr>
+      <w:tr>
+        <w:tc>
+          <w:tcPr>
+            <w:tcW w:type="dxa" w:w="3216"/>
+          </w:tcPr>
+          <w:p>
+            <w:r>
+              <w:t>Pre-treatment PRS complete</w:t>
+            </w:r>
+          </w:p>
+        </w:tc>
+        <w:tc>
+          <w:tcPr>
+            <w:tcW w:type="dxa" w:w="3216"/>
+          </w:tcPr>
+          <w:p>
+            <w:r>
+              <w:t>Mandatory PRS assessment marked complete</w:t>
+            </w:r>
+          </w:p>
+        </w:tc>
+        <w:tc>
+          <w:tcPr>
+            <w:tcW w:type="dxa" w:w="3216"/>
+          </w:tcPr>
+          <w:p>
+            <w:r>
+              <w:t>Device Session 1 only</w:t>
+            </w:r>
+          </w:p>
+        </w:tc>
+      </w:tr>
+      <w:tr>
+        <w:tc>
+          <w:tcPr>
+            <w:tcW w:type="dxa" w:w="3216"/>
+          </w:tcPr>
+          <w:p>
+            <w:r>
+              <w:t>Required forms signed</w:t>
+            </w:r>
+          </w:p>
+        </w:tc>
+        <w:tc>
+          <w:tcPr>
+            <w:tcW w:type="dxa" w:w="3216"/>
+          </w:tcPr>
+          <w:p>
+            <w:r>
+              <w:t>Consent / other forms this unit's config requires</w:t>
+            </w:r>
+          </w:p>
+        </w:tc>
+        <w:tc>
+          <w:tcPr>
+            <w:tcW w:type="dxa" w:w="3216"/>
+          </w:tcPr>
+          <w:p>
+            <w:r>
+              <w:t>Configurable per unit type</w:t>
+            </w:r>
+          </w:p>
+        </w:tc>
+      </w:tr>
+    </w:tbl>
+    <w:p>
+      <w:pPr>
+        <w:pStyle w:val="Heading2"/>
+      </w:pPr>
+      <w:r>
+        <w:t>3.3 Booking Flow</w:t>
+      </w:r>
+    </w:p>
+    <w:p>
+      <w:pPr>
+        <w:pStyle w:val="ListNumber"/>
+      </w:pPr>
+      <w:r>
+        <w:t>Select unit. — staff or patient selects Appointment or Device Session for this patient.</w:t>
+      </w:r>
+    </w:p>
+    <w:p>
+      <w:pPr>
+        <w:pStyle w:val="ListNumber"/>
+      </w:pPr>
+      <w:r>
+        <w:t>Verify. — engine runs the checklist from 3.2 for that unit type.</w:t>
+      </w:r>
+    </w:p>
+    <w:p>
+      <w:pPr>
+        <w:pStyle w:val="ListNumber"/>
+      </w:pPr>
+      <w:r>
+        <w:t>Fail fast. — any failed check stops booking here and reports which one, and why.</w:t>
+      </w:r>
+    </w:p>
+    <w:p>
+      <w:pPr>
+        <w:pStyle w:val="ListNumber"/>
+      </w:pPr>
+      <w:r>
+        <w:t>Reserve the slot. — slot is held for a short window, not yet a confirmed appointment/session.</w:t>
+      </w:r>
+    </w:p>
+    <w:p>
+      <w:pPr>
+        <w:pStyle w:val="ListNumber"/>
+      </w:pPr>
+      <w:r>
+        <w:t>Hand off to payment. — Payments Engine is called with the unit's cost and the reservation id.</w:t>
+      </w:r>
+    </w:p>
+    <w:p>
+      <w:pPr>
+        <w:pStyle w:val="ListNumber"/>
+      </w:pPr>
+      <w:r>
+        <w:t>On payment success. — reservation becomes a real appointment/session. Patient and staff notified.</w:t>
+      </w:r>
+    </w:p>
+    <w:p>
+      <w:pPr>
+        <w:pStyle w:val="ListNumber"/>
+      </w:pPr>
+      <w:r>
+        <w:t>On payment failure or timeout. — reservation is released, slot returns to the pool automatically.</w:t>
+      </w:r>
+    </w:p>
+    <w:p>
+      <w:pPr>
+        <w:pStyle w:val="Heading2"/>
+      </w:pPr>
+      <w:r>
+        <w:t>3.4 Cancellation &amp; Reschedule — Dynamic Windows</w:t>
+      </w:r>
+    </w:p>
+    <w:p>
+      <w:pPr/>
+      <w:r>
+        <w:t>The 2-hour cancel cutoff and 24-hour reschedule-request cutoff running today remain superadmin-set values — globally, or per unit type if a clinic wants Appointments and Device Sessions to follow different rules. Unchanged from Revision 4; seeded with today’s live 2h / 24h defaults so nothing changes behavior until someone deliberately edits it.</w:t>
+      </w:r>
+    </w:p>
+    <w:p>
+      <w:pPr>
+        <w:pStyle w:val="Heading1"/>
+      </w:pPr>
+      <w:r>
+        <w:t>4 · Payments Engine — 3-Tier Billing</w:t>
+      </w:r>
+    </w:p>
+    <w:p>
+      <w:pPr>
+        <w:pStyle w:val="Heading2"/>
+      </w:pPr>
+      <w:r>
+        <w:t>4.1 Responsibilities</w:t>
+      </w:r>
+    </w:p>
+    <w:p>
+      <w:pPr>
+        <w:pStyle w:val="ListBullet"/>
+      </w:pPr>
+      <w:r>
+        <w:t>Create a payment order against a reservation (not directly against an appointment/session — it doesn’t exist yet at this point).</w:t>
+      </w:r>
+    </w:p>
+    <w:p>
+      <w:pPr>
+        <w:pStyle w:val="ListBullet"/>
+      </w:pPr>
+      <w:r>
+        <w:t>Confirm payment on a verified Razorpay webhook, and tell the Appointments Engine the reservation is paid.</w:t>
+      </w:r>
+    </w:p>
+    <w:p>
+      <w:pPr>
+        <w:pStyle w:val="ListBullet"/>
+      </w:pPr>
+      <w:r>
+        <w:t>Issue refunds — a real gateway refund call, not just a status flip on the local record.</w:t>
+      </w:r>
+    </w:p>
+    <w:p>
+      <w:pPr>
+        <w:pStyle w:val="ListBullet"/>
+      </w:pPr>
+      <w:r>
+        <w:t>Handle waived/free units (billable = No in config) by skipping straight to confirmation with no charge.</w:t>
+      </w:r>
+    </w:p>
+    <w:p>
+      <w:pPr>
+        <w:pStyle w:val="Heading2"/>
+      </w:pPr>
+      <w:r>
+        <w:t>4.2 The Three Billing Tiers</w:t>
+      </w:r>
+    </w:p>
+    <w:p>
+      <w:pPr/>
+      <w:r>
+        <w:t>Confirmed on the 10 Jul 2026 call — these three charge types are independent and are never mixed into a single line item:</w:t>
+      </w:r>
+    </w:p>
+    <w:tbl>
+      <w:tblPr>
+        <w:tblStyle w:val="TableGrid"/>
+        <w:tblW w:type="auto" w:w="0"/>
+        <w:tblLook w:firstColumn="1" w:firstRow="1" w:lastColumn="0" w:lastRow="0" w:noHBand="0" w:noVBand="1" w:val="04A0"/>
       </w:tblPr>
       <w:tblGrid>
         <w:gridCol w:w="2412"/>
@@ -1091,604 +865,169 @@
         <w:gridCol w:w="2412"/>
       </w:tblGrid>
       <w:tr>
-        <w:trPr>
-          <w:jc w:val="center"/>
-        </w:trPr>
         <w:tc>
           <w:tcPr>
-            <w:tcW w:w="2412" w:type="dxa"/>
-            <w:tcBorders>
-              <w:top w:val="single" w:sz="4" w:space="0" w:color="B8B8B8"/>
-              <w:left w:val="single" w:sz="4" w:space="0" w:color="B8B8B8"/>
-              <w:bottom w:val="single" w:sz="4" w:space="0" w:color="B8B8B8"/>
-              <w:right w:val="single" w:sz="4" w:space="0" w:color="B8B8B8"/>
-            </w:tcBorders>
-            <w:shd w:val="clear" w:color="auto" w:fill="3A3A3A"/>
+            <w:tcW w:type="dxa" w:w="2412"/>
           </w:tcPr>
           <w:p>
             <w:r>
-              <w:rPr>
-                <w:b/>
-                <w:color w:val="FFFFFF"/>
-                <w:sz w:val="19"/>
-              </w:rPr>
-              <w:t>Step</w:t>
+              <w:t>Tier</w:t>
             </w:r>
           </w:p>
         </w:tc>
         <w:tc>
           <w:tcPr>
-            <w:tcW w:w="2412" w:type="dxa"/>
-            <w:tcBorders>
-              <w:top w:val="single" w:sz="4" w:space="0" w:color="B8B8B8"/>
-              <w:left w:val="single" w:sz="4" w:space="0" w:color="B8B8B8"/>
-              <w:bottom w:val="single" w:sz="4" w:space="0" w:color="B8B8B8"/>
-              <w:right w:val="single" w:sz="4" w:space="0" w:color="B8B8B8"/>
-            </w:tcBorders>
-            <w:shd w:val="clear" w:color="auto" w:fill="3A3A3A"/>
+            <w:tcW w:type="dxa" w:w="2412"/>
           </w:tcPr>
           <w:p>
             <w:r>
-              <w:rPr>
-                <w:b/>
-                <w:color w:val="FFFFFF"/>
-                <w:sz w:val="19"/>
-              </w:rPr>
-              <w:t>Appointments Engine</w:t>
+              <w:t>Billed Against</w:t>
             </w:r>
           </w:p>
         </w:tc>
         <w:tc>
           <w:tcPr>
-            <w:tcW w:w="2412" w:type="dxa"/>
-            <w:tcBorders>
-              <w:top w:val="single" w:sz="4" w:space="0" w:color="B8B8B8"/>
-              <w:left w:val="single" w:sz="4" w:space="0" w:color="B8B8B8"/>
-              <w:bottom w:val="single" w:sz="4" w:space="0" w:color="B8B8B8"/>
-              <w:right w:val="single" w:sz="4" w:space="0" w:color="B8B8B8"/>
-            </w:tcBorders>
-            <w:shd w:val="clear" w:color="auto" w:fill="3A3A3A"/>
+            <w:tcW w:type="dxa" w:w="2412"/>
           </w:tcPr>
           <w:p>
             <w:r>
-              <w:rPr>
-                <w:b/>
-                <w:color w:val="FFFFFF"/>
-                <w:sz w:val="19"/>
-              </w:rPr>
-              <w:t>Reservation record</w:t>
+              <w:t>Who Receives It</w:t>
             </w:r>
           </w:p>
         </w:tc>
         <w:tc>
           <w:tcPr>
-            <w:tcW w:w="2412" w:type="dxa"/>
-            <w:tcBorders>
-              <w:top w:val="single" w:sz="4" w:space="0" w:color="B8B8B8"/>
-              <w:left w:val="single" w:sz="4" w:space="0" w:color="B8B8B8"/>
-              <w:bottom w:val="single" w:sz="4" w:space="0" w:color="B8B8B8"/>
-              <w:right w:val="single" w:sz="4" w:space="0" w:color="B8B8B8"/>
-            </w:tcBorders>
-            <w:shd w:val="clear" w:color="auto" w:fill="3A3A3A"/>
+            <w:tcW w:type="dxa" w:w="2412"/>
           </w:tcPr>
           <w:p>
             <w:r>
-              <w:rPr>
-                <w:b/>
-                <w:color w:val="FFFFFF"/>
-                <w:sz w:val="19"/>
-              </w:rPr>
-              <w:t>Payments Engine</w:t>
+              <w:t>Notes</w:t>
             </w:r>
           </w:p>
         </w:tc>
       </w:tr>
       <w:tr>
-        <w:trPr>
-          <w:jc w:val="center"/>
-        </w:trPr>
         <w:tc>
           <w:tcPr>
-            <w:tcW w:w="2412" w:type="dxa"/>
-            <w:tcBorders>
-              <w:top w:val="single" w:sz="4" w:space="0" w:color="B8B8B8"/>
-              <w:left w:val="single" w:sz="4" w:space="0" w:color="B8B8B8"/>
-              <w:bottom w:val="single" w:sz="4" w:space="0" w:color="B8B8B8"/>
-              <w:right w:val="single" w:sz="4" w:space="0" w:color="B8B8B8"/>
-            </w:tcBorders>
-            <w:shd w:val="clear" w:color="auto" w:fill="F2F2F2"/>
+            <w:tcW w:type="dxa" w:w="2412"/>
           </w:tcPr>
           <w:p>
             <w:r>
-              <w:rPr>
-                <w:sz w:val="19"/>
-              </w:rPr>
-              <w:t>1</w:t>
+              <w:t>1. Consultation fee</w:t>
             </w:r>
           </w:p>
         </w:tc>
         <w:tc>
           <w:tcPr>
-            <w:tcW w:w="2412" w:type="dxa"/>
-            <w:tcBorders>
-              <w:top w:val="single" w:sz="4" w:space="0" w:color="B8B8B8"/>
-              <w:left w:val="single" w:sz="4" w:space="0" w:color="B8B8B8"/>
-              <w:bottom w:val="single" w:sz="4" w:space="0" w:color="B8B8B8"/>
-              <w:right w:val="single" w:sz="4" w:space="0" w:color="B8B8B8"/>
-            </w:tcBorders>
-            <w:shd w:val="clear" w:color="auto" w:fill="F2F2F2"/>
+            <w:tcW w:type="dxa" w:w="2412"/>
           </w:tcPr>
           <w:p>
             <w:r>
-              <w:rPr>
-                <w:sz w:val="19"/>
-              </w:rPr>
-              <w:t>Runs the verification checklist for the chosen session</w:t>
+              <w:t>Appointment</w:t>
             </w:r>
           </w:p>
         </w:tc>
         <w:tc>
           <w:tcPr>
-            <w:tcW w:w="2412" w:type="dxa"/>
-            <w:tcBorders>
-              <w:top w:val="single" w:sz="4" w:space="0" w:color="B8B8B8"/>
-              <w:left w:val="single" w:sz="4" w:space="0" w:color="B8B8B8"/>
-              <w:bottom w:val="single" w:sz="4" w:space="0" w:color="B8B8B8"/>
-              <w:right w:val="single" w:sz="4" w:space="0" w:color="B8B8B8"/>
-            </w:tcBorders>
-            <w:shd w:val="clear" w:color="auto" w:fill="F2F2F2"/>
+            <w:tcW w:type="dxa" w:w="2412"/>
           </w:tcPr>
           <w:p>
             <w:r>
-              <w:rPr>
-                <w:sz w:val="19"/>
-              </w:rPr>
-              <w:t>—</w:t>
+              <w:t>Doctor (via clinic)</w:t>
             </w:r>
           </w:p>
         </w:tc>
         <w:tc>
           <w:tcPr>
-            <w:tcW w:w="2412" w:type="dxa"/>
-            <w:tcBorders>
-              <w:top w:val="single" w:sz="4" w:space="0" w:color="B8B8B8"/>
-              <w:left w:val="single" w:sz="4" w:space="0" w:color="B8B8B8"/>
-              <w:bottom w:val="single" w:sz="4" w:space="0" w:color="B8B8B8"/>
-              <w:right w:val="single" w:sz="4" w:space="0" w:color="B8B8B8"/>
-            </w:tcBorders>
-            <w:shd w:val="clear" w:color="auto" w:fill="F2F2F2"/>
+            <w:tcW w:type="dxa" w:w="2412"/>
           </w:tcPr>
           <w:p>
             <w:r>
-              <w:rPr>
-                <w:sz w:val="19"/>
-              </w:rPr>
-              <w:t>—</w:t>
+              <w:t>Follow-up appointments typically 70–80% of the first appointment fee — Clinic Admin configurable, not hardcoded.</w:t>
             </w:r>
           </w:p>
         </w:tc>
       </w:tr>
       <w:tr>
-        <w:trPr>
-          <w:jc w:val="center"/>
-        </w:trPr>
         <w:tc>
           <w:tcPr>
-            <w:tcW w:w="2412" w:type="dxa"/>
-            <w:tcBorders>
-              <w:top w:val="single" w:sz="4" w:space="0" w:color="B8B8B8"/>
-              <w:left w:val="single" w:sz="4" w:space="0" w:color="B8B8B8"/>
-              <w:bottom w:val="single" w:sz="4" w:space="0" w:color="B8B8B8"/>
-              <w:right w:val="single" w:sz="4" w:space="0" w:color="B8B8B8"/>
-            </w:tcBorders>
-            <w:shd w:val="clear" w:color="auto" w:fill="F2F2F2"/>
+            <w:tcW w:type="dxa" w:w="2412"/>
           </w:tcPr>
           <w:p>
             <w:r>
-              <w:rPr>
-                <w:sz w:val="19"/>
-              </w:rPr>
-              <w:t>2</w:t>
+              <w:t>2. Per-session fee</w:t>
             </w:r>
           </w:p>
         </w:tc>
         <w:tc>
           <w:tcPr>
-            <w:tcW w:w="2412" w:type="dxa"/>
-            <w:tcBorders>
-              <w:top w:val="single" w:sz="4" w:space="0" w:color="B8B8B8"/>
-              <w:left w:val="single" w:sz="4" w:space="0" w:color="B8B8B8"/>
-              <w:bottom w:val="single" w:sz="4" w:space="0" w:color="B8B8B8"/>
-              <w:right w:val="single" w:sz="4" w:space="0" w:color="B8B8B8"/>
-            </w:tcBorders>
-            <w:shd w:val="clear" w:color="auto" w:fill="F2F2F2"/>
+            <w:tcW w:type="dxa" w:w="2412"/>
           </w:tcPr>
           <w:p>
             <w:r>
-              <w:rPr>
-                <w:sz w:val="19"/>
-              </w:rPr>
-              <w:t>Creates a HELD reservation (slot locked, not yet a real appointment)</w:t>
+              <w:t>Device Session</w:t>
             </w:r>
           </w:p>
         </w:tc>
         <w:tc>
           <w:tcPr>
-            <w:tcW w:w="2412" w:type="dxa"/>
-            <w:tcBorders>
-              <w:top w:val="single" w:sz="4" w:space="0" w:color="B8B8B8"/>
-              <w:left w:val="single" w:sz="4" w:space="0" w:color="B8B8B8"/>
-              <w:bottom w:val="single" w:sz="4" w:space="0" w:color="B8B8B8"/>
-              <w:right w:val="single" w:sz="4" w:space="0" w:color="B8B8B8"/>
-            </w:tcBorders>
-            <w:shd w:val="clear" w:color="auto" w:fill="F2F2F2"/>
+            <w:tcW w:type="dxa" w:w="2412"/>
           </w:tcPr>
           <w:p>
             <w:r>
-              <w:rPr>
-                <w:sz w:val="19"/>
-              </w:rPr>
-              <w:t>status = held, expires_at = now + 10 min</w:t>
+              <w:t>Clinic</w:t>
             </w:r>
           </w:p>
         </w:tc>
         <w:tc>
           <w:tcPr>
-            <w:tcW w:w="2412" w:type="dxa"/>
-            <w:tcBorders>
-              <w:top w:val="single" w:sz="4" w:space="0" w:color="B8B8B8"/>
-              <w:left w:val="single" w:sz="4" w:space="0" w:color="B8B8B8"/>
-              <w:bottom w:val="single" w:sz="4" w:space="0" w:color="B8B8B8"/>
-              <w:right w:val="single" w:sz="4" w:space="0" w:color="B8B8B8"/>
-            </w:tcBorders>
-            <w:shd w:val="clear" w:color="auto" w:fill="F2F2F2"/>
+            <w:tcW w:type="dxa" w:w="2412"/>
           </w:tcPr>
           <w:p>
             <w:r>
-              <w:rPr>
-                <w:sz w:val="19"/>
-              </w:rPr>
-              <w:t>—</w:t>
+              <w:t>Paid before that specific session begins. Flat rate per session, set in the treatment protocol or clinic default.</w:t>
             </w:r>
           </w:p>
         </w:tc>
       </w:tr>
       <w:tr>
-        <w:trPr>
-          <w:jc w:val="center"/>
-        </w:trPr>
         <w:tc>
           <w:tcPr>
-            <w:tcW w:w="2412" w:type="dxa"/>
-            <w:tcBorders>
-              <w:top w:val="single" w:sz="4" w:space="0" w:color="B8B8B8"/>
-              <w:left w:val="single" w:sz="4" w:space="0" w:color="B8B8B8"/>
-              <w:bottom w:val="single" w:sz="4" w:space="0" w:color="B8B8B8"/>
-              <w:right w:val="single" w:sz="4" w:space="0" w:color="B8B8B8"/>
-            </w:tcBorders>
-            <w:shd w:val="clear" w:color="auto" w:fill="F2F2F2"/>
+            <w:tcW w:type="dxa" w:w="2412"/>
           </w:tcPr>
           <w:p>
             <w:r>
-              <w:rPr>
-                <w:sz w:val="19"/>
-              </w:rPr>
-              <w:t>3</w:t>
+              <w:t>3. External / pharmacy</w:t>
             </w:r>
           </w:p>
         </w:tc>
         <w:tc>
           <w:tcPr>
-            <w:tcW w:w="2412" w:type="dxa"/>
-            <w:tcBorders>
-              <w:top w:val="single" w:sz="4" w:space="0" w:color="B8B8B8"/>
-              <w:left w:val="single" w:sz="4" w:space="0" w:color="B8B8B8"/>
-              <w:bottom w:val="single" w:sz="4" w:space="0" w:color="B8B8B8"/>
-              <w:right w:val="single" w:sz="4" w:space="0" w:color="B8B8B8"/>
-            </w:tcBorders>
-            <w:shd w:val="clear" w:color="auto" w:fill="F2F2F2"/>
+            <w:tcW w:type="dxa" w:w="2412"/>
           </w:tcPr>
           <w:p>
             <w:r>
-              <w:rPr>
-                <w:sz w:val="19"/>
-              </w:rPr>
-              <w:t>Hands off session cost + reservation id</w:t>
+              <w:t>Not tracked in Anava</w:t>
             </w:r>
           </w:p>
         </w:tc>
         <w:tc>
           <w:tcPr>
-            <w:tcW w:w="2412" w:type="dxa"/>
-            <w:tcBorders>
-              <w:top w:val="single" w:sz="4" w:space="0" w:color="B8B8B8"/>
-              <w:left w:val="single" w:sz="4" w:space="0" w:color="B8B8B8"/>
-              <w:bottom w:val="single" w:sz="4" w:space="0" w:color="B8B8B8"/>
-              <w:right w:val="single" w:sz="4" w:space="0" w:color="B8B8B8"/>
-            </w:tcBorders>
-            <w:shd w:val="clear" w:color="auto" w:fill="F2F2F2"/>
+            <w:tcW w:type="dxa" w:w="2412"/>
           </w:tcPr>
           <w:p>
             <w:r>
-              <w:rPr>
-                <w:sz w:val="19"/>
-              </w:rPr>
-              <w:t>→</w:t>
+              <w:t>External provider</w:t>
             </w:r>
           </w:p>
         </w:tc>
         <w:tc>
           <w:tcPr>
-            <w:tcW w:w="2412" w:type="dxa"/>
-            <w:tcBorders>
-              <w:top w:val="single" w:sz="4" w:space="0" w:color="B8B8B8"/>
-              <w:left w:val="single" w:sz="4" w:space="0" w:color="B8B8B8"/>
-              <w:bottom w:val="single" w:sz="4" w:space="0" w:color="B8B8B8"/>
-              <w:right w:val="single" w:sz="4" w:space="0" w:color="B8B8B8"/>
-            </w:tcBorders>
-            <w:shd w:val="clear" w:color="auto" w:fill="F2F2F2"/>
+            <w:tcW w:type="dxa" w:w="2412"/>
           </w:tcPr>
           <w:p>
             <w:r>
-              <w:rPr>
-                <w:sz w:val="19"/>
-              </w:rPr>
-              <w:t>Creates payment order (Razorpay)</w:t>
-            </w:r>
-          </w:p>
-        </w:tc>
-      </w:tr>
-      <w:tr>
-        <w:trPr>
-          <w:jc w:val="center"/>
-        </w:trPr>
-        <w:tc>
-          <w:tcPr>
-            <w:tcW w:w="2412" w:type="dxa"/>
-            <w:tcBorders>
-              <w:top w:val="single" w:sz="4" w:space="0" w:color="B8B8B8"/>
-              <w:left w:val="single" w:sz="4" w:space="0" w:color="B8B8B8"/>
-              <w:bottom w:val="single" w:sz="4" w:space="0" w:color="B8B8B8"/>
-              <w:right w:val="single" w:sz="4" w:space="0" w:color="B8B8B8"/>
-            </w:tcBorders>
-            <w:shd w:val="clear" w:color="auto" w:fill="F2F2F2"/>
-          </w:tcPr>
-          <w:p>
-            <w:r>
-              <w:rPr>
-                <w:sz w:val="19"/>
-              </w:rPr>
-              <w:t>4</w:t>
-            </w:r>
-          </w:p>
-        </w:tc>
-        <w:tc>
-          <w:tcPr>
-            <w:tcW w:w="2412" w:type="dxa"/>
-            <w:tcBorders>
-              <w:top w:val="single" w:sz="4" w:space="0" w:color="B8B8B8"/>
-              <w:left w:val="single" w:sz="4" w:space="0" w:color="B8B8B8"/>
-              <w:bottom w:val="single" w:sz="4" w:space="0" w:color="B8B8B8"/>
-              <w:right w:val="single" w:sz="4" w:space="0" w:color="B8B8B8"/>
-            </w:tcBorders>
-            <w:shd w:val="clear" w:color="auto" w:fill="F2F2F2"/>
-          </w:tcPr>
-          <w:p>
-            <w:r>
-              <w:rPr>
-                <w:sz w:val="19"/>
-              </w:rPr>
-              <w:t>Waits</w:t>
-            </w:r>
-          </w:p>
-        </w:tc>
-        <w:tc>
-          <w:tcPr>
-            <w:tcW w:w="2412" w:type="dxa"/>
-            <w:tcBorders>
-              <w:top w:val="single" w:sz="4" w:space="0" w:color="B8B8B8"/>
-              <w:left w:val="single" w:sz="4" w:space="0" w:color="B8B8B8"/>
-              <w:bottom w:val="single" w:sz="4" w:space="0" w:color="B8B8B8"/>
-              <w:right w:val="single" w:sz="4" w:space="0" w:color="B8B8B8"/>
-            </w:tcBorders>
-            <w:shd w:val="clear" w:color="auto" w:fill="F2F2F2"/>
-          </w:tcPr>
-          <w:p>
-            <w:r>
-              <w:rPr>
-                <w:sz w:val="19"/>
-              </w:rPr>
-              <w:t>—</w:t>
-            </w:r>
-          </w:p>
-        </w:tc>
-        <w:tc>
-          <w:tcPr>
-            <w:tcW w:w="2412" w:type="dxa"/>
-            <w:tcBorders>
-              <w:top w:val="single" w:sz="4" w:space="0" w:color="B8B8B8"/>
-              <w:left w:val="single" w:sz="4" w:space="0" w:color="B8B8B8"/>
-              <w:bottom w:val="single" w:sz="4" w:space="0" w:color="B8B8B8"/>
-              <w:right w:val="single" w:sz="4" w:space="0" w:color="B8B8B8"/>
-            </w:tcBorders>
-            <w:shd w:val="clear" w:color="auto" w:fill="F2F2F2"/>
-          </w:tcPr>
-          <w:p>
-            <w:r>
-              <w:rPr>
-                <w:sz w:val="19"/>
-              </w:rPr>
-              <w:t>Patient pays; webhook confirms</w:t>
-            </w:r>
-          </w:p>
-        </w:tc>
-      </w:tr>
-      <w:tr>
-        <w:trPr>
-          <w:jc w:val="center"/>
-        </w:trPr>
-        <w:tc>
-          <w:tcPr>
-            <w:tcW w:w="2412" w:type="dxa"/>
-            <w:tcBorders>
-              <w:top w:val="single" w:sz="4" w:space="0" w:color="B8B8B8"/>
-              <w:left w:val="single" w:sz="4" w:space="0" w:color="B8B8B8"/>
-              <w:bottom w:val="single" w:sz="4" w:space="0" w:color="B8B8B8"/>
-              <w:right w:val="single" w:sz="4" w:space="0" w:color="B8B8B8"/>
-            </w:tcBorders>
-            <w:shd w:val="clear" w:color="auto" w:fill="F2F2F2"/>
-          </w:tcPr>
-          <w:p>
-            <w:r>
-              <w:rPr>
-                <w:sz w:val="19"/>
-              </w:rPr>
-              <w:t>5</w:t>
-            </w:r>
-          </w:p>
-        </w:tc>
-        <w:tc>
-          <w:tcPr>
-            <w:tcW w:w="2412" w:type="dxa"/>
-            <w:tcBorders>
-              <w:top w:val="single" w:sz="4" w:space="0" w:color="B8B8B8"/>
-              <w:left w:val="single" w:sz="4" w:space="0" w:color="B8B8B8"/>
-              <w:bottom w:val="single" w:sz="4" w:space="0" w:color="B8B8B8"/>
-              <w:right w:val="single" w:sz="4" w:space="0" w:color="B8B8B8"/>
-            </w:tcBorders>
-            <w:shd w:val="clear" w:color="auto" w:fill="F2F2F2"/>
-          </w:tcPr>
-          <w:p>
-            <w:r>
-              <w:rPr>
-                <w:sz w:val="19"/>
-              </w:rPr>
-              <w:t>Reservation confirmed → appointments row created for real</w:t>
-            </w:r>
-          </w:p>
-        </w:tc>
-        <w:tc>
-          <w:tcPr>
-            <w:tcW w:w="2412" w:type="dxa"/>
-            <w:tcBorders>
-              <w:top w:val="single" w:sz="4" w:space="0" w:color="B8B8B8"/>
-              <w:left w:val="single" w:sz="4" w:space="0" w:color="B8B8B8"/>
-              <w:bottom w:val="single" w:sz="4" w:space="0" w:color="B8B8B8"/>
-              <w:right w:val="single" w:sz="4" w:space="0" w:color="B8B8B8"/>
-            </w:tcBorders>
-            <w:shd w:val="clear" w:color="auto" w:fill="F2F2F2"/>
-          </w:tcPr>
-          <w:p>
-            <w:r>
-              <w:rPr>
-                <w:sz w:val="19"/>
-              </w:rPr>
-              <w:t>status = paid</w:t>
-            </w:r>
-          </w:p>
-        </w:tc>
-        <w:tc>
-          <w:tcPr>
-            <w:tcW w:w="2412" w:type="dxa"/>
-            <w:tcBorders>
-              <w:top w:val="single" w:sz="4" w:space="0" w:color="B8B8B8"/>
-              <w:left w:val="single" w:sz="4" w:space="0" w:color="B8B8B8"/>
-              <w:bottom w:val="single" w:sz="4" w:space="0" w:color="B8B8B8"/>
-              <w:right w:val="single" w:sz="4" w:space="0" w:color="B8B8B8"/>
-            </w:tcBorders>
-            <w:shd w:val="clear" w:color="auto" w:fill="F2F2F2"/>
-          </w:tcPr>
-          <w:p>
-            <w:r>
-              <w:rPr>
-                <w:sz w:val="19"/>
-              </w:rPr>
-              <w:t>Marks payment paid, linked to reservation</w:t>
-            </w:r>
-          </w:p>
-        </w:tc>
-      </w:tr>
-      <w:tr>
-        <w:trPr>
-          <w:jc w:val="center"/>
-        </w:trPr>
-        <w:tc>
-          <w:tcPr>
-            <w:tcW w:w="2412" w:type="dxa"/>
-            <w:tcBorders>
-              <w:top w:val="single" w:sz="4" w:space="0" w:color="B8B8B8"/>
-              <w:left w:val="single" w:sz="4" w:space="0" w:color="B8B8B8"/>
-              <w:bottom w:val="single" w:sz="4" w:space="0" w:color="B8B8B8"/>
-              <w:right w:val="single" w:sz="4" w:space="0" w:color="B8B8B8"/>
-            </w:tcBorders>
-            <w:shd w:val="clear" w:color="auto" w:fill="F2F2F2"/>
-          </w:tcPr>
-          <w:p>
-            <w:r>
-              <w:rPr>
-                <w:sz w:val="19"/>
-              </w:rPr>
-              <w:t>6</w:t>
-            </w:r>
-          </w:p>
-        </w:tc>
-        <w:tc>
-          <w:tcPr>
-            <w:tcW w:w="2412" w:type="dxa"/>
-            <w:tcBorders>
-              <w:top w:val="single" w:sz="4" w:space="0" w:color="B8B8B8"/>
-              <w:left w:val="single" w:sz="4" w:space="0" w:color="B8B8B8"/>
-              <w:bottom w:val="single" w:sz="4" w:space="0" w:color="B8B8B8"/>
-              <w:right w:val="single" w:sz="4" w:space="0" w:color="B8B8B8"/>
-            </w:tcBorders>
-            <w:shd w:val="clear" w:color="auto" w:fill="F2F2F2"/>
-          </w:tcPr>
-          <w:p>
-            <w:r>
-              <w:rPr>
-                <w:sz w:val="19"/>
-              </w:rPr>
-              <w:t>If payment fails or reservation expires: slot released automatically</w:t>
-            </w:r>
-          </w:p>
-        </w:tc>
-        <w:tc>
-          <w:tcPr>
-            <w:tcW w:w="2412" w:type="dxa"/>
-            <w:tcBorders>
-              <w:top w:val="single" w:sz="4" w:space="0" w:color="B8B8B8"/>
-              <w:left w:val="single" w:sz="4" w:space="0" w:color="B8B8B8"/>
-              <w:bottom w:val="single" w:sz="4" w:space="0" w:color="B8B8B8"/>
-              <w:right w:val="single" w:sz="4" w:space="0" w:color="B8B8B8"/>
-            </w:tcBorders>
-            <w:shd w:val="clear" w:color="auto" w:fill="F2F2F2"/>
-          </w:tcPr>
-          <w:p>
-            <w:r>
-              <w:rPr>
-                <w:sz w:val="19"/>
-              </w:rPr>
-              <w:t>status = expired / failed</w:t>
-            </w:r>
-          </w:p>
-        </w:tc>
-        <w:tc>
-          <w:tcPr>
-            <w:tcW w:w="2412" w:type="dxa"/>
-            <w:tcBorders>
-              <w:top w:val="single" w:sz="4" w:space="0" w:color="B8B8B8"/>
-              <w:left w:val="single" w:sz="4" w:space="0" w:color="B8B8B8"/>
-              <w:bottom w:val="single" w:sz="4" w:space="0" w:color="B8B8B8"/>
-              <w:right w:val="single" w:sz="4" w:space="0" w:color="B8B8B8"/>
-            </w:tcBorders>
-            <w:shd w:val="clear" w:color="auto" w:fill="F2F2F2"/>
-          </w:tcPr>
-          <w:p>
-            <w:r>
-              <w:rPr>
-                <w:sz w:val="19"/>
-              </w:rPr>
-              <w:t>Marks payment failed (if attempted)</w:t>
+              <w:t>Patient arranges and pays independently — medication, external diagnostics. Out of scope for the Payments Engine.</w:t>
             </w:r>
           </w:p>
         </w:tc>
@@ -1696,131 +1035,17 @@
     </w:tbl>
     <w:p>
       <w:pPr>
-        <w:spacing w:after="80"/>
-      </w:pPr>
-    </w:p>
-    <w:p>
+        <w:pStyle w:val="Heading2"/>
+      </w:pPr>
       <w:r>
-        <w:rPr>
-          <w:color w:val="6E6E6E"/>
-          <w:sz w:val="21"/>
-        </w:rPr>
-        <w:t>Same shape as the Session 1 / protocol relationship in 1.4 — one side proposes, the other side confirms or rejects, and the record itself is the source of truth for "did this actually happen," not two systems trying to stay silently in agreement.</w:t>
-      </w:r>
-    </w:p>
-    <w:p>
-      <w:r>
-        <w:br w:type="page"/>
-      </w:r>
-    </w:p>
-    <w:p>
-      <w:pPr>
-        <w:keepNext/>
-        <w:pBdr>
-          <w:bottom w:val="single" w:sz="6" w:space="4" w:color="B01E1E"/>
-        </w:pBdr>
-        <w:spacing w:before="440" w:after="200"/>
-      </w:pPr>
-      <w:r>
-        <w:rPr>
-          <w:b/>
-          <w:color w:val="B01E1E"/>
-          <w:sz w:val="40"/>
-        </w:rPr>
-        <w:lastRenderedPageBreak/>
-        <w:t>3 · Appointments Engine</w:t>
-      </w:r>
-    </w:p>
-    <w:p>
-      <w:pPr>
-        <w:keepNext/>
-        <w:spacing w:before="320" w:after="120"/>
-      </w:pPr>
-      <w:r>
-        <w:rPr>
-          <w:b/>
-          <w:sz w:val="28"/>
-        </w:rPr>
-        <w:t>3.1 Responsibilities</w:t>
-      </w:r>
-    </w:p>
-    <w:p>
-      <w:pPr>
-        <w:pStyle w:val="ListBullet"/>
-        <w:spacing w:after="80"/>
-      </w:pPr>
-      <w:r>
-        <w:t>Look up the session catalog entry the patient is trying to book.</w:t>
-      </w:r>
-    </w:p>
-    <w:p>
-      <w:pPr>
-        <w:pStyle w:val="ListBullet"/>
-        <w:spacing w:after="80"/>
-      </w:pPr>
-      <w:r>
-        <w:t>Run that session's verification checklist against the patient's actual record.</w:t>
-      </w:r>
-    </w:p>
-    <w:p>
-      <w:pPr>
-        <w:pStyle w:val="ListBullet"/>
-        <w:spacing w:after="80"/>
-      </w:pPr>
-      <w:r>
-        <w:t>If verification passes: create a HELD reservation and request payment from the Payments Engine.</w:t>
-      </w:r>
-    </w:p>
-    <w:p>
-      <w:pPr>
-        <w:pStyle w:val="ListBullet"/>
-        <w:spacing w:after="80"/>
-      </w:pPr>
-      <w:r>
-        <w:t>If verification fails: return exactly which check failed, so the UI can tell the patient or staff what to fix.</w:t>
-      </w:r>
-    </w:p>
-    <w:p>
-      <w:pPr>
-        <w:pStyle w:val="ListBullet"/>
-        <w:spacing w:after="80"/>
-      </w:pPr>
-      <w:r>
-        <w:t>On payment confirmation: convert the reservation into a real, confirmed appointment.</w:t>
-      </w:r>
-    </w:p>
-    <w:p>
-      <w:pPr>
-        <w:pStyle w:val="ListBullet"/>
-        <w:spacing w:after="80"/>
-      </w:pPr>
-      <w:r>
-        <w:t>Enforce cancellation and reschedule windows, both superadmin-configurable per session type.</w:t>
-      </w:r>
-    </w:p>
-    <w:p>
-      <w:pPr>
-        <w:keepNext/>
-        <w:spacing w:before="320" w:after="120"/>
-      </w:pPr>
-      <w:r>
-        <w:rPr>
-          <w:b/>
-          <w:sz w:val="28"/>
-        </w:rPr>
-        <w:t>3.2 Verification Checklist — Differs Per Session</w:t>
-      </w:r>
-    </w:p>
-    <w:p>
-      <w:r>
-        <w:t>Each session type in the catalog lists which checks apply to it. The engine runs whichever checks are listed — it does not assume every session needs every check.</w:t>
+        <w:t>4.3 What’s Missing Today, Concretely</w:t>
       </w:r>
     </w:p>
     <w:tbl>
       <w:tblPr>
-        <w:tblW w:w="0" w:type="auto"/>
-        <w:jc w:val="center"/>
-        <w:tblLook w:val="04A0" w:firstRow="1" w:lastRow="0" w:firstColumn="1" w:lastColumn="0" w:noHBand="0" w:noVBand="1"/>
+        <w:tblStyle w:val="TableGrid"/>
+        <w:tblW w:type="auto" w:w="0"/>
+        <w:tblLook w:firstColumn="1" w:firstRow="1" w:lastColumn="0" w:lastRow="0" w:noHBand="0" w:noVBand="1" w:val="04A0"/>
       </w:tblPr>
       <w:tblGrid>
         <w:gridCol w:w="3216"/>
@@ -1828,397 +1053,161 @@
         <w:gridCol w:w="3216"/>
       </w:tblGrid>
       <w:tr>
-        <w:trPr>
-          <w:jc w:val="center"/>
-        </w:trPr>
         <w:tc>
           <w:tcPr>
-            <w:tcW w:w="3216" w:type="dxa"/>
-            <w:tcBorders>
-              <w:top w:val="single" w:sz="4" w:space="0" w:color="B8B8B8"/>
-              <w:left w:val="single" w:sz="4" w:space="0" w:color="B8B8B8"/>
-              <w:bottom w:val="single" w:sz="4" w:space="0" w:color="B8B8B8"/>
-              <w:right w:val="single" w:sz="4" w:space="0" w:color="B8B8B8"/>
-            </w:tcBorders>
-            <w:shd w:val="clear" w:color="auto" w:fill="3A3A3A"/>
+            <w:tcW w:type="dxa" w:w="3216"/>
           </w:tcPr>
           <w:p>
             <w:r>
-              <w:rPr>
-                <w:b/>
-                <w:color w:val="FFFFFF"/>
-                <w:sz w:val="19"/>
-              </w:rPr>
-              <w:t>Check</w:t>
+              <w:t>Gap</w:t>
             </w:r>
           </w:p>
         </w:tc>
         <w:tc>
           <w:tcPr>
-            <w:tcW w:w="3216" w:type="dxa"/>
-            <w:tcBorders>
-              <w:top w:val="single" w:sz="4" w:space="0" w:color="B8B8B8"/>
-              <w:left w:val="single" w:sz="4" w:space="0" w:color="B8B8B8"/>
-              <w:bottom w:val="single" w:sz="4" w:space="0" w:color="B8B8B8"/>
-              <w:right w:val="single" w:sz="4" w:space="0" w:color="B8B8B8"/>
-            </w:tcBorders>
-            <w:shd w:val="clear" w:color="auto" w:fill="3A3A3A"/>
+            <w:tcW w:type="dxa" w:w="3216"/>
           </w:tcPr>
           <w:p>
             <w:r>
-              <w:rPr>
-                <w:b/>
-                <w:color w:val="FFFFFF"/>
-                <w:sz w:val="19"/>
-              </w:rPr>
-              <w:t>What it verifies</w:t>
+              <w:t>Current State</w:t>
             </w:r>
           </w:p>
         </w:tc>
         <w:tc>
           <w:tcPr>
-            <w:tcW w:w="3216" w:type="dxa"/>
-            <w:tcBorders>
-              <w:top w:val="single" w:sz="4" w:space="0" w:color="B8B8B8"/>
-              <w:left w:val="single" w:sz="4" w:space="0" w:color="B8B8B8"/>
-              <w:bottom w:val="single" w:sz="4" w:space="0" w:color="B8B8B8"/>
-              <w:right w:val="single" w:sz="4" w:space="0" w:color="B8B8B8"/>
-            </w:tcBorders>
-            <w:shd w:val="clear" w:color="auto" w:fill="3A3A3A"/>
+            <w:tcW w:type="dxa" w:w="3216"/>
           </w:tcPr>
           <w:p>
             <w:r>
-              <w:rPr>
-                <w:b/>
-                <w:color w:val="FFFFFF"/>
-                <w:sz w:val="19"/>
-              </w:rPr>
-              <w:t>Applies to (example)</w:t>
+              <w:t>Needed</w:t>
             </w:r>
           </w:p>
         </w:tc>
       </w:tr>
       <w:tr>
-        <w:trPr>
-          <w:jc w:val="center"/>
-        </w:trPr>
         <w:tc>
           <w:tcPr>
-            <w:tcW w:w="3216" w:type="dxa"/>
-            <w:tcBorders>
-              <w:top w:val="single" w:sz="4" w:space="0" w:color="B8B8B8"/>
-              <w:left w:val="single" w:sz="4" w:space="0" w:color="B8B8B8"/>
-              <w:bottom w:val="single" w:sz="4" w:space="0" w:color="B8B8B8"/>
-              <w:right w:val="single" w:sz="4" w:space="0" w:color="B8B8B8"/>
-            </w:tcBorders>
-            <w:shd w:val="clear" w:color="auto" w:fill="F2F2F2"/>
+            <w:tcW w:type="dxa" w:w="3216"/>
           </w:tcPr>
           <w:p>
             <w:r>
-              <w:rPr>
-                <w:sz w:val="19"/>
-              </w:rPr>
-              <w:t>Registration complete</w:t>
+              <w:t>Refund</w:t>
             </w:r>
           </w:p>
         </w:tc>
         <w:tc>
           <w:tcPr>
-            <w:tcW w:w="3216" w:type="dxa"/>
-            <w:tcBorders>
-              <w:top w:val="single" w:sz="4" w:space="0" w:color="B8B8B8"/>
-              <w:left w:val="single" w:sz="4" w:space="0" w:color="B8B8B8"/>
-              <w:bottom w:val="single" w:sz="4" w:space="0" w:color="B8B8B8"/>
-              <w:right w:val="single" w:sz="4" w:space="0" w:color="B8B8B8"/>
-            </w:tcBorders>
-            <w:shd w:val="clear" w:color="auto" w:fill="F2F2F2"/>
+            <w:tcW w:type="dxa" w:w="3216"/>
           </w:tcPr>
           <w:p>
             <w:r>
-              <w:rPr>
-                <w:sz w:val="19"/>
-              </w:rPr>
-              <w:t>registration_status = registration_complete</w:t>
+              <w:t>Status can be set to 'refunded' as a value; no gateway call happens</w:t>
             </w:r>
           </w:p>
         </w:tc>
         <w:tc>
           <w:tcPr>
-            <w:tcW w:w="3216" w:type="dxa"/>
-            <w:tcBorders>
-              <w:top w:val="single" w:sz="4" w:space="0" w:color="B8B8B8"/>
-              <w:left w:val="single" w:sz="4" w:space="0" w:color="B8B8B8"/>
-              <w:bottom w:val="single" w:sz="4" w:space="0" w:color="B8B8B8"/>
-              <w:right w:val="single" w:sz="4" w:space="0" w:color="B8B8B8"/>
-            </w:tcBorders>
-            <w:shd w:val="clear" w:color="auto" w:fill="F2F2F2"/>
+            <w:tcW w:type="dxa" w:w="3216"/>
           </w:tcPr>
           <w:p>
             <w:r>
-              <w:rPr>
-                <w:sz w:val="19"/>
-              </w:rPr>
-              <w:t>All sessions</w:t>
+              <w:t>Real Razorpay refund API integration</w:t>
             </w:r>
           </w:p>
         </w:tc>
       </w:tr>
       <w:tr>
-        <w:trPr>
-          <w:jc w:val="center"/>
-        </w:trPr>
         <w:tc>
           <w:tcPr>
-            <w:tcW w:w="3216" w:type="dxa"/>
-            <w:tcBorders>
-              <w:top w:val="single" w:sz="4" w:space="0" w:color="B8B8B8"/>
-              <w:left w:val="single" w:sz="4" w:space="0" w:color="B8B8B8"/>
-              <w:bottom w:val="single" w:sz="4" w:space="0" w:color="B8B8B8"/>
-              <w:right w:val="single" w:sz="4" w:space="0" w:color="B8B8B8"/>
-            </w:tcBorders>
-            <w:shd w:val="clear" w:color="auto" w:fill="F2F2F2"/>
+            <w:tcW w:type="dxa" w:w="3216"/>
           </w:tcPr>
           <w:p>
             <w:r>
-              <w:rPr>
-                <w:sz w:val="19"/>
-              </w:rPr>
-              <w:t>General questionnaire done</w:t>
+              <w:t>Appointment linkage</w:t>
             </w:r>
           </w:p>
         </w:tc>
         <w:tc>
           <w:tcPr>
-            <w:tcW w:w="3216" w:type="dxa"/>
-            <w:tcBorders>
-              <w:top w:val="single" w:sz="4" w:space="0" w:color="B8B8B8"/>
-              <w:left w:val="single" w:sz="4" w:space="0" w:color="B8B8B8"/>
-              <w:bottom w:val="single" w:sz="4" w:space="0" w:color="B8B8B8"/>
-              <w:right w:val="single" w:sz="4" w:space="0" w:color="B8B8B8"/>
-            </w:tcBorders>
-            <w:shd w:val="clear" w:color="auto" w:fill="F2F2F2"/>
+            <w:tcW w:type="dxa" w:w="3216"/>
           </w:tcPr>
           <w:p>
             <w:r>
-              <w:rPr>
-                <w:sz w:val="19"/>
-              </w:rPr>
-              <w:t>General PRS submitted at registration</w:t>
+              <w:t>payments table links only to sessions / store_orders</w:t>
             </w:r>
           </w:p>
         </w:tc>
         <w:tc>
           <w:tcPr>
-            <w:tcW w:w="3216" w:type="dxa"/>
-            <w:tcBorders>
-              <w:top w:val="single" w:sz="4" w:space="0" w:color="B8B8B8"/>
-              <w:left w:val="single" w:sz="4" w:space="0" w:color="B8B8B8"/>
-              <w:bottom w:val="single" w:sz="4" w:space="0" w:color="B8B8B8"/>
-              <w:right w:val="single" w:sz="4" w:space="0" w:color="B8B8B8"/>
-            </w:tcBorders>
-            <w:shd w:val="clear" w:color="auto" w:fill="F2F2F2"/>
+            <w:tcW w:type="dxa" w:w="3216"/>
           </w:tcPr>
           <w:p>
             <w:r>
-              <w:rPr>
-                <w:sz w:val="19"/>
-              </w:rPr>
-              <w:t>Session 1 and later</w:t>
+              <w:t>New link to the reservation record (2.2)</w:t>
             </w:r>
           </w:p>
         </w:tc>
       </w:tr>
       <w:tr>
-        <w:trPr>
-          <w:jc w:val="center"/>
-        </w:trPr>
         <w:tc>
           <w:tcPr>
-            <w:tcW w:w="3216" w:type="dxa"/>
-            <w:tcBorders>
-              <w:top w:val="single" w:sz="4" w:space="0" w:color="B8B8B8"/>
-              <w:left w:val="single" w:sz="4" w:space="0" w:color="B8B8B8"/>
-              <w:bottom w:val="single" w:sz="4" w:space="0" w:color="B8B8B8"/>
-              <w:right w:val="single" w:sz="4" w:space="0" w:color="B8B8B8"/>
-            </w:tcBorders>
-            <w:shd w:val="clear" w:color="auto" w:fill="F2F2F2"/>
+            <w:tcW w:type="dxa" w:w="3216"/>
           </w:tcPr>
           <w:p>
             <w:r>
-              <w:rPr>
-                <w:sz w:val="19"/>
-              </w:rPr>
-              <w:t>Prior session completed</w:t>
+              <w:t>Scope of billing</w:t>
             </w:r>
           </w:p>
         </w:tc>
         <w:tc>
           <w:tcPr>
-            <w:tcW w:w="3216" w:type="dxa"/>
-            <w:tcBorders>
-              <w:top w:val="single" w:sz="4" w:space="0" w:color="B8B8B8"/>
-              <w:left w:val="single" w:sz="4" w:space="0" w:color="B8B8B8"/>
-              <w:bottom w:val="single" w:sz="4" w:space="0" w:color="B8B8B8"/>
-              <w:right w:val="single" w:sz="4" w:space="0" w:color="B8B8B8"/>
-            </w:tcBorders>
-            <w:shd w:val="clear" w:color="auto" w:fill="F2F2F2"/>
+            <w:tcW w:type="dxa" w:w="3216"/>
           </w:tcPr>
           <w:p>
             <w:r>
-              <w:rPr>
-                <w:sz w:val="19"/>
-              </w:rPr>
-              <w:t>The session before this one in the dependency graph is completed</w:t>
+              <w:t>Only extended treatment sessions (#6+) are gated on payment</w:t>
             </w:r>
           </w:p>
         </w:tc>
         <w:tc>
           <w:tcPr>
-            <w:tcW w:w="3216" w:type="dxa"/>
-            <w:tcBorders>
-              <w:top w:val="single" w:sz="4" w:space="0" w:color="B8B8B8"/>
-              <w:left w:val="single" w:sz="4" w:space="0" w:color="B8B8B8"/>
-              <w:bottom w:val="single" w:sz="4" w:space="0" w:color="B8B8B8"/>
-              <w:right w:val="single" w:sz="4" w:space="0" w:color="B8B8B8"/>
-            </w:tcBorders>
-            <w:shd w:val="clear" w:color="auto" w:fill="F2F2F2"/>
+            <w:tcW w:type="dxa" w:w="3216"/>
           </w:tcPr>
           <w:p>
             <w:r>
-              <w:rPr>
-                <w:sz w:val="19"/>
-              </w:rPr>
-              <w:t>Session 2, 3, 4, Treatment, Follow-up</w:t>
+              <w:t>Any Appointment or Device Session the config marks billable</w:t>
             </w:r>
           </w:p>
         </w:tc>
       </w:tr>
       <w:tr>
-        <w:trPr>
-          <w:jc w:val="center"/>
-        </w:trPr>
         <w:tc>
           <w:tcPr>
-            <w:tcW w:w="3216" w:type="dxa"/>
-            <w:tcBorders>
-              <w:top w:val="single" w:sz="4" w:space="0" w:color="B8B8B8"/>
-              <w:left w:val="single" w:sz="4" w:space="0" w:color="B8B8B8"/>
-              <w:bottom w:val="single" w:sz="4" w:space="0" w:color="B8B8B8"/>
-              <w:right w:val="single" w:sz="4" w:space="0" w:color="B8B8B8"/>
-            </w:tcBorders>
-            <w:shd w:val="clear" w:color="auto" w:fill="F2F2F2"/>
+            <w:tcW w:type="dxa" w:w="3216"/>
           </w:tcPr>
           <w:p>
             <w:r>
-              <w:rPr>
-                <w:sz w:val="19"/>
-              </w:rPr>
-              <w:t>No pending payment</w:t>
+              <w:t>Tier separation</w:t>
             </w:r>
           </w:p>
         </w:tc>
         <w:tc>
           <w:tcPr>
-            <w:tcW w:w="3216" w:type="dxa"/>
-            <w:tcBorders>
-              <w:top w:val="single" w:sz="4" w:space="0" w:color="B8B8B8"/>
-              <w:left w:val="single" w:sz="4" w:space="0" w:color="B8B8B8"/>
-              <w:bottom w:val="single" w:sz="4" w:space="0" w:color="B8B8B8"/>
-              <w:right w:val="single" w:sz="4" w:space="0" w:color="B8B8B8"/>
-            </w:tcBorders>
-            <w:shd w:val="clear" w:color="auto" w:fill="F2F2F2"/>
+            <w:tcW w:type="dxa" w:w="3216"/>
           </w:tcPr>
           <w:p>
             <w:r>
-              <w:rPr>
-                <w:sz w:val="19"/>
-              </w:rPr>
-              <w:t>No outstanding unpaid balance on the patient's account</w:t>
+              <w:t>No distinction between consultation fee and per-session fee in the schema</w:t>
             </w:r>
           </w:p>
         </w:tc>
         <w:tc>
           <w:tcPr>
-            <w:tcW w:w="3216" w:type="dxa"/>
-            <w:tcBorders>
-              <w:top w:val="single" w:sz="4" w:space="0" w:color="B8B8B8"/>
-              <w:left w:val="single" w:sz="4" w:space="0" w:color="B8B8B8"/>
-              <w:bottom w:val="single" w:sz="4" w:space="0" w:color="B8B8B8"/>
-              <w:right w:val="single" w:sz="4" w:space="0" w:color="B8B8B8"/>
-            </w:tcBorders>
-            <w:shd w:val="clear" w:color="auto" w:fill="F2F2F2"/>
+            <w:tcW w:type="dxa" w:w="3216"/>
           </w:tcPr>
           <w:p>
             <w:r>
-              <w:rPr>
-                <w:sz w:val="19"/>
-              </w:rPr>
-              <w:t>All billable sessions</w:t>
-            </w:r>
-          </w:p>
-        </w:tc>
-      </w:tr>
-      <w:tr>
-        <w:trPr>
-          <w:jc w:val="center"/>
-        </w:trPr>
-        <w:tc>
-          <w:tcPr>
-            <w:tcW w:w="3216" w:type="dxa"/>
-            <w:tcBorders>
-              <w:top w:val="single" w:sz="4" w:space="0" w:color="B8B8B8"/>
-              <w:left w:val="single" w:sz="4" w:space="0" w:color="B8B8B8"/>
-              <w:bottom w:val="single" w:sz="4" w:space="0" w:color="B8B8B8"/>
-              <w:right w:val="single" w:sz="4" w:space="0" w:color="B8B8B8"/>
-            </w:tcBorders>
-            <w:shd w:val="clear" w:color="auto" w:fill="F2F2F2"/>
-          </w:tcPr>
-          <w:p>
-            <w:r>
-              <w:rPr>
-                <w:sz w:val="19"/>
-              </w:rPr>
-              <w:t>Required forms signed</w:t>
-            </w:r>
-          </w:p>
-        </w:tc>
-        <w:tc>
-          <w:tcPr>
-            <w:tcW w:w="3216" w:type="dxa"/>
-            <w:tcBorders>
-              <w:top w:val="single" w:sz="4" w:space="0" w:color="B8B8B8"/>
-              <w:left w:val="single" w:sz="4" w:space="0" w:color="B8B8B8"/>
-              <w:bottom w:val="single" w:sz="4" w:space="0" w:color="B8B8B8"/>
-              <w:right w:val="single" w:sz="4" w:space="0" w:color="B8B8B8"/>
-            </w:tcBorders>
-            <w:shd w:val="clear" w:color="auto" w:fill="F2F2F2"/>
-          </w:tcPr>
-          <w:p>
-            <w:r>
-              <w:rPr>
-                <w:sz w:val="19"/>
-              </w:rPr>
-              <w:t>Consent / other forms this session's catalog entry requires</w:t>
-            </w:r>
-          </w:p>
-        </w:tc>
-        <w:tc>
-          <w:tcPr>
-            <w:tcW w:w="3216" w:type="dxa"/>
-            <w:tcBorders>
-              <w:top w:val="single" w:sz="4" w:space="0" w:color="B8B8B8"/>
-              <w:left w:val="single" w:sz="4" w:space="0" w:color="B8B8B8"/>
-              <w:bottom w:val="single" w:sz="4" w:space="0" w:color="B8B8B8"/>
-              <w:right w:val="single" w:sz="4" w:space="0" w:color="B8B8B8"/>
-            </w:tcBorders>
-            <w:shd w:val="clear" w:color="auto" w:fill="F2F2F2"/>
-          </w:tcPr>
-          <w:p>
-            <w:r>
-              <w:rPr>
-                <w:sz w:val="19"/>
-              </w:rPr>
-              <w:t>Configurable per session</w:t>
+              <w:t>payments.tier or equivalent — consultation / device_session / external</w:t>
             </w:r>
           </w:p>
         </w:tc>
@@ -2226,151 +1215,71 @@
     </w:tbl>
     <w:p>
       <w:pPr>
-        <w:spacing w:after="80"/>
-      </w:pPr>
-    </w:p>
-    <w:p>
-      <w:pPr>
-        <w:keepNext/>
-        <w:spacing w:before="320" w:after="120"/>
+        <w:pStyle w:val="Heading2"/>
       </w:pPr>
       <w:r>
-        <w:rPr>
-          <w:b/>
-          <w:sz w:val="28"/>
-        </w:rPr>
-        <w:t>3.3 Booking Flow</w:t>
+        <w:t>4.4 Refund Flow</w:t>
       </w:r>
     </w:p>
     <w:p>
       <w:pPr>
         <w:pStyle w:val="ListNumber"/>
-        <w:spacing w:after="80"/>
       </w:pPr>
       <w:r>
-        <w:rPr>
-          <w:b/>
-        </w:rPr>
-        <w:t>Select session.</w:t>
-      </w:r>
-      <w:r>
-        <w:t xml:space="preserve"> — staff or patient selects a session type for this patient.</w:t>
+        <w:t>Trigger. — request comes from Appointments Engine when a paid unit is cancelled inside a refundable window.</w:t>
       </w:r>
     </w:p>
     <w:p>
       <w:pPr>
         <w:pStyle w:val="ListNumber"/>
-        <w:spacing w:after="80"/>
       </w:pPr>
       <w:r>
-        <w:rPr>
-          <w:b/>
-        </w:rPr>
-        <w:t>Verify.</w:t>
-      </w:r>
-      <w:r>
-        <w:t xml:space="preserve"> — engine runs the checklist from 3.2 for that specific session type.</w:t>
+        <w:t>Window check. — engine checks the cancel cutoff from 3.4; refund is only triggered if the cancellation itself was valid.</w:t>
       </w:r>
     </w:p>
     <w:p>
       <w:pPr>
         <w:pStyle w:val="ListNumber"/>
-        <w:spacing w:after="80"/>
       </w:pPr>
       <w:r>
-        <w:rPr>
-          <w:b/>
-        </w:rPr>
-        <w:t>Fail fast.</w:t>
-      </w:r>
-      <w:r>
-        <w:t xml:space="preserve"> — any failed check stops booking here and reports which one, and why.</w:t>
+        <w:t>Gateway call. — real refund call, gateway response stored on the payment record.</w:t>
       </w:r>
     </w:p>
     <w:p>
       <w:pPr>
         <w:pStyle w:val="ListNumber"/>
-        <w:spacing w:after="80"/>
       </w:pPr>
       <w:r>
-        <w:rPr>
-          <w:b/>
-        </w:rPr>
-        <w:t>Reserve the slot.</w:t>
-      </w:r>
-      <w:r>
-        <w:t xml:space="preserve"> — slot is held for a short window, not yet a confirmed appointment.</w:t>
+        <w:t>Notify. — patient and, if relevant, clinic staff notified of refund status.</w:t>
       </w:r>
     </w:p>
     <w:p>
       <w:pPr>
-        <w:pStyle w:val="ListNumber"/>
-        <w:spacing w:after="80"/>
+        <w:pStyle w:val="Heading2"/>
       </w:pPr>
       <w:r>
-        <w:rPr>
-          <w:b/>
-        </w:rPr>
-        <w:t>Hand off to payment.</w:t>
-      </w:r>
-      <w:r>
-        <w:t xml:space="preserve"> — Payments Engine is called with the session's cost and the reservation id.</w:t>
+        <w:t>4.5 Free / Waived Units</w:t>
       </w:r>
     </w:p>
     <w:p>
-      <w:pPr>
-        <w:pStyle w:val="ListNumber"/>
-        <w:spacing w:after="80"/>
-      </w:pPr>
+      <w:pPr/>
       <w:r>
-        <w:rPr>
-          <w:b/>
-        </w:rPr>
-        <w:t>On payment success.</w:t>
-      </w:r>
-      <w:r>
-        <w:t xml:space="preserve"> — reservation becomes a real appointment. Patient and staff notified.</w:t>
+        <w:t>A unit marked billable = No in config (for example, a consultation a clinic chooses not to charge for) skips the Payments Engine hand-off entirely — the Appointments Engine confirms the reservation immediately with no payment step.</w:t>
       </w:r>
     </w:p>
     <w:p>
       <w:pPr>
-        <w:pStyle w:val="ListNumber"/>
-        <w:spacing w:after="80"/>
+        <w:pStyle w:val="Heading1"/>
       </w:pPr>
       <w:r>
-        <w:rPr>
-          <w:b/>
-        </w:rPr>
-        <w:t>On payment failure or timeout.</w:t>
-      </w:r>
-      <w:r>
-        <w:t xml:space="preserve"> — reservation is released, slot returns to the pool automatically.</w:t>
-      </w:r>
-    </w:p>
-    <w:p>
-      <w:pPr>
-        <w:keepNext/>
-        <w:spacing w:before="320" w:after="120"/>
-      </w:pPr>
-      <w:r>
-        <w:rPr>
-          <w:b/>
-          <w:sz w:val="28"/>
-        </w:rPr>
-        <w:lastRenderedPageBreak/>
-        <w:t>3.4 Cancellation &amp; Reschedule — Dynamic Windows</w:t>
-      </w:r>
-    </w:p>
-    <w:p>
-      <w:r>
-        <w:t>The 2-hour cancel cutoff and 24-hour reschedule-request cutoff running today become superadmin-set values instead of fixed constants — globally, or per session type if a clinic wants Session 1 and a Treatment Session to follow different rules.</w:t>
+        <w:t>5 · Reservation Lifecycle</w:t>
       </w:r>
     </w:p>
     <w:tbl>
       <w:tblPr>
-        <w:tblW w:w="0" w:type="auto"/>
-        <w:jc w:val="center"/>
-        <w:tblLook w:val="04A0" w:firstRow="1" w:lastRow="0" w:firstColumn="1" w:lastColumn="0" w:noHBand="0" w:noVBand="1"/>
+        <w:tblStyle w:val="TableGrid"/>
+        <w:tblW w:type="auto" w:w="0"/>
+        <w:tblLook w:firstColumn="1" w:firstRow="1" w:lastColumn="0" w:lastRow="0" w:noHBand="0" w:noVBand="1" w:val="04A0"/>
       </w:tblPr>
       <w:tblGrid>
         <w:gridCol w:w="2412"/>
@@ -2379,349 +1288,295 @@
         <w:gridCol w:w="2412"/>
       </w:tblGrid>
       <w:tr>
-        <w:trPr>
-          <w:jc w:val="center"/>
-        </w:trPr>
         <w:tc>
           <w:tcPr>
-            <w:tcW w:w="2412" w:type="dxa"/>
-            <w:tcBorders>
-              <w:top w:val="single" w:sz="4" w:space="0" w:color="B8B8B8"/>
-              <w:left w:val="single" w:sz="4" w:space="0" w:color="B8B8B8"/>
-              <w:bottom w:val="single" w:sz="4" w:space="0" w:color="B8B8B8"/>
-              <w:right w:val="single" w:sz="4" w:space="0" w:color="B8B8B8"/>
-            </w:tcBorders>
-            <w:shd w:val="clear" w:color="auto" w:fill="3A3A3A"/>
+            <w:tcW w:type="dxa" w:w="2412"/>
           </w:tcPr>
           <w:p>
             <w:r>
-              <w:rPr>
-                <w:b/>
-                <w:color w:val="FFFFFF"/>
-                <w:sz w:val="19"/>
-              </w:rPr>
-              <w:t>Setting</w:t>
+              <w:t>Step</w:t>
             </w:r>
           </w:p>
         </w:tc>
         <w:tc>
           <w:tcPr>
-            <w:tcW w:w="2412" w:type="dxa"/>
-            <w:tcBorders>
-              <w:top w:val="single" w:sz="4" w:space="0" w:color="B8B8B8"/>
-              <w:left w:val="single" w:sz="4" w:space="0" w:color="B8B8B8"/>
-              <w:bottom w:val="single" w:sz="4" w:space="0" w:color="B8B8B8"/>
-              <w:right w:val="single" w:sz="4" w:space="0" w:color="B8B8B8"/>
-            </w:tcBorders>
-            <w:shd w:val="clear" w:color="auto" w:fill="3A3A3A"/>
+            <w:tcW w:type="dxa" w:w="2412"/>
           </w:tcPr>
           <w:p>
             <w:r>
-              <w:rPr>
-                <w:b/>
-                <w:color w:val="FFFFFF"/>
-                <w:sz w:val="19"/>
-              </w:rPr>
-              <w:t>Who sets it</w:t>
+              <w:t>Appointments Engine</w:t>
             </w:r>
           </w:p>
         </w:tc>
         <w:tc>
           <w:tcPr>
-            <w:tcW w:w="2412" w:type="dxa"/>
-            <w:tcBorders>
-              <w:top w:val="single" w:sz="4" w:space="0" w:color="B8B8B8"/>
-              <w:left w:val="single" w:sz="4" w:space="0" w:color="B8B8B8"/>
-              <w:bottom w:val="single" w:sz="4" w:space="0" w:color="B8B8B8"/>
-              <w:right w:val="single" w:sz="4" w:space="0" w:color="B8B8B8"/>
-            </w:tcBorders>
-            <w:shd w:val="clear" w:color="auto" w:fill="3A3A3A"/>
+            <w:tcW w:type="dxa" w:w="2412"/>
           </w:tcPr>
           <w:p>
             <w:r>
-              <w:rPr>
-                <w:b/>
-                <w:color w:val="FFFFFF"/>
-                <w:sz w:val="19"/>
-              </w:rPr>
-              <w:t>Today (fixed)</w:t>
+              <w:t>Reservation Record</w:t>
             </w:r>
           </w:p>
         </w:tc>
         <w:tc>
           <w:tcPr>
-            <w:tcW w:w="2412" w:type="dxa"/>
-            <w:tcBorders>
-              <w:top w:val="single" w:sz="4" w:space="0" w:color="B8B8B8"/>
-              <w:left w:val="single" w:sz="4" w:space="0" w:color="B8B8B8"/>
-              <w:bottom w:val="single" w:sz="4" w:space="0" w:color="B8B8B8"/>
-              <w:right w:val="single" w:sz="4" w:space="0" w:color="B8B8B8"/>
-            </w:tcBorders>
-            <w:shd w:val="clear" w:color="auto" w:fill="3A3A3A"/>
+            <w:tcW w:type="dxa" w:w="2412"/>
           </w:tcPr>
           <w:p>
             <w:r>
-              <w:rPr>
-                <w:b/>
-                <w:color w:val="FFFFFF"/>
-                <w:sz w:val="19"/>
-              </w:rPr>
-              <w:t>This plan</w:t>
+              <w:t>Payments Engine</w:t>
             </w:r>
           </w:p>
         </w:tc>
       </w:tr>
       <w:tr>
-        <w:trPr>
-          <w:jc w:val="center"/>
-        </w:trPr>
         <w:tc>
           <w:tcPr>
-            <w:tcW w:w="2412" w:type="dxa"/>
-            <w:tcBorders>
-              <w:top w:val="single" w:sz="4" w:space="0" w:color="B8B8B8"/>
-              <w:left w:val="single" w:sz="4" w:space="0" w:color="B8B8B8"/>
-              <w:bottom w:val="single" w:sz="4" w:space="0" w:color="B8B8B8"/>
-              <w:right w:val="single" w:sz="4" w:space="0" w:color="B8B8B8"/>
-            </w:tcBorders>
-            <w:shd w:val="clear" w:color="auto" w:fill="F2F2F2"/>
+            <w:tcW w:type="dxa" w:w="2412"/>
           </w:tcPr>
           <w:p>
             <w:r>
-              <w:rPr>
-                <w:sz w:val="19"/>
-              </w:rPr>
-              <w:t>Cancel cutoff</w:t>
+              <w:t>1</w:t>
             </w:r>
           </w:p>
         </w:tc>
         <w:tc>
           <w:tcPr>
-            <w:tcW w:w="2412" w:type="dxa"/>
-            <w:tcBorders>
-              <w:top w:val="single" w:sz="4" w:space="0" w:color="B8B8B8"/>
-              <w:left w:val="single" w:sz="4" w:space="0" w:color="B8B8B8"/>
-              <w:bottom w:val="single" w:sz="4" w:space="0" w:color="B8B8B8"/>
-              <w:right w:val="single" w:sz="4" w:space="0" w:color="B8B8B8"/>
-            </w:tcBorders>
-            <w:shd w:val="clear" w:color="auto" w:fill="F2F2F2"/>
+            <w:tcW w:type="dxa" w:w="2412"/>
           </w:tcPr>
           <w:p>
             <w:r>
-              <w:rPr>
-                <w:sz w:val="19"/>
-              </w:rPr>
-              <w:t>Superadmin</w:t>
+              <w:t>Runs the verification checklist for the chosen unit</w:t>
             </w:r>
           </w:p>
         </w:tc>
         <w:tc>
           <w:tcPr>
-            <w:tcW w:w="2412" w:type="dxa"/>
-            <w:tcBorders>
-              <w:top w:val="single" w:sz="4" w:space="0" w:color="B8B8B8"/>
-              <w:left w:val="single" w:sz="4" w:space="0" w:color="B8B8B8"/>
-              <w:bottom w:val="single" w:sz="4" w:space="0" w:color="B8B8B8"/>
-              <w:right w:val="single" w:sz="4" w:space="0" w:color="B8B8B8"/>
-            </w:tcBorders>
-            <w:shd w:val="clear" w:color="auto" w:fill="F2F2F2"/>
+            <w:tcW w:type="dxa" w:w="2412"/>
           </w:tcPr>
           <w:p>
             <w:r>
-              <w:rPr>
-                <w:sz w:val="19"/>
-              </w:rPr>
-              <w:t>2 hours before start</w:t>
+              <w:t>—</w:t>
             </w:r>
           </w:p>
         </w:tc>
         <w:tc>
           <w:tcPr>
-            <w:tcW w:w="2412" w:type="dxa"/>
-            <w:tcBorders>
-              <w:top w:val="single" w:sz="4" w:space="0" w:color="B8B8B8"/>
-              <w:left w:val="single" w:sz="4" w:space="0" w:color="B8B8B8"/>
-              <w:bottom w:val="single" w:sz="4" w:space="0" w:color="B8B8B8"/>
-              <w:right w:val="single" w:sz="4" w:space="0" w:color="B8B8B8"/>
-            </w:tcBorders>
-            <w:shd w:val="clear" w:color="auto" w:fill="F2F2F2"/>
+            <w:tcW w:type="dxa" w:w="2412"/>
           </w:tcPr>
           <w:p>
             <w:r>
-              <w:rPr>
-                <w:sz w:val="19"/>
-              </w:rPr>
-              <w:t>Configurable, default 2h</w:t>
+              <w:t>—</w:t>
             </w:r>
           </w:p>
         </w:tc>
       </w:tr>
       <w:tr>
-        <w:trPr>
-          <w:jc w:val="center"/>
-        </w:trPr>
         <w:tc>
           <w:tcPr>
-            <w:tcW w:w="2412" w:type="dxa"/>
-            <w:tcBorders>
-              <w:top w:val="single" w:sz="4" w:space="0" w:color="B8B8B8"/>
-              <w:left w:val="single" w:sz="4" w:space="0" w:color="B8B8B8"/>
-              <w:bottom w:val="single" w:sz="4" w:space="0" w:color="B8B8B8"/>
-              <w:right w:val="single" w:sz="4" w:space="0" w:color="B8B8B8"/>
-            </w:tcBorders>
-            <w:shd w:val="clear" w:color="auto" w:fill="F2F2F2"/>
+            <w:tcW w:type="dxa" w:w="2412"/>
           </w:tcPr>
           <w:p>
             <w:r>
-              <w:rPr>
-                <w:sz w:val="19"/>
-              </w:rPr>
-              <w:t>Reschedule cutoff</w:t>
+              <w:t>2</w:t>
             </w:r>
           </w:p>
         </w:tc>
         <w:tc>
           <w:tcPr>
-            <w:tcW w:w="2412" w:type="dxa"/>
-            <w:tcBorders>
-              <w:top w:val="single" w:sz="4" w:space="0" w:color="B8B8B8"/>
-              <w:left w:val="single" w:sz="4" w:space="0" w:color="B8B8B8"/>
-              <w:bottom w:val="single" w:sz="4" w:space="0" w:color="B8B8B8"/>
-              <w:right w:val="single" w:sz="4" w:space="0" w:color="B8B8B8"/>
-            </w:tcBorders>
-            <w:shd w:val="clear" w:color="auto" w:fill="F2F2F2"/>
+            <w:tcW w:type="dxa" w:w="2412"/>
           </w:tcPr>
           <w:p>
             <w:r>
-              <w:rPr>
-                <w:sz w:val="19"/>
-              </w:rPr>
-              <w:t>Superadmin</w:t>
+              <w:t>Creates a HELD reservation (slot locked, not yet a real appointment/session)</w:t>
             </w:r>
           </w:p>
         </w:tc>
         <w:tc>
           <w:tcPr>
-            <w:tcW w:w="2412" w:type="dxa"/>
-            <w:tcBorders>
-              <w:top w:val="single" w:sz="4" w:space="0" w:color="B8B8B8"/>
-              <w:left w:val="single" w:sz="4" w:space="0" w:color="B8B8B8"/>
-              <w:bottom w:val="single" w:sz="4" w:space="0" w:color="B8B8B8"/>
-              <w:right w:val="single" w:sz="4" w:space="0" w:color="B8B8B8"/>
-            </w:tcBorders>
-            <w:shd w:val="clear" w:color="auto" w:fill="F2F2F2"/>
+            <w:tcW w:type="dxa" w:w="2412"/>
           </w:tcPr>
           <w:p>
             <w:r>
-              <w:rPr>
-                <w:sz w:val="19"/>
-              </w:rPr>
-              <w:t>24 hours before start</w:t>
+              <w:t>status = held, expires_at = now + 10 min</w:t>
             </w:r>
           </w:p>
         </w:tc>
         <w:tc>
           <w:tcPr>
-            <w:tcW w:w="2412" w:type="dxa"/>
-            <w:tcBorders>
-              <w:top w:val="single" w:sz="4" w:space="0" w:color="B8B8B8"/>
-              <w:left w:val="single" w:sz="4" w:space="0" w:color="B8B8B8"/>
-              <w:bottom w:val="single" w:sz="4" w:space="0" w:color="B8B8B8"/>
-              <w:right w:val="single" w:sz="4" w:space="0" w:color="B8B8B8"/>
-            </w:tcBorders>
-            <w:shd w:val="clear" w:color="auto" w:fill="F2F2F2"/>
+            <w:tcW w:type="dxa" w:w="2412"/>
           </w:tcPr>
           <w:p>
             <w:r>
-              <w:rPr>
-                <w:sz w:val="19"/>
-              </w:rPr>
-              <w:t>Configurable, default 24h</w:t>
+              <w:t>—</w:t>
             </w:r>
           </w:p>
         </w:tc>
       </w:tr>
       <w:tr>
-        <w:trPr>
-          <w:jc w:val="center"/>
-        </w:trPr>
         <w:tc>
           <w:tcPr>
-            <w:tcW w:w="2412" w:type="dxa"/>
-            <w:tcBorders>
-              <w:top w:val="single" w:sz="4" w:space="0" w:color="B8B8B8"/>
-              <w:left w:val="single" w:sz="4" w:space="0" w:color="B8B8B8"/>
-              <w:bottom w:val="single" w:sz="4" w:space="0" w:color="B8B8B8"/>
-              <w:right w:val="single" w:sz="4" w:space="0" w:color="B8B8B8"/>
-            </w:tcBorders>
-            <w:shd w:val="clear" w:color="auto" w:fill="F2F2F2"/>
+            <w:tcW w:type="dxa" w:w="2412"/>
           </w:tcPr>
           <w:p>
             <w:r>
-              <w:rPr>
-                <w:sz w:val="19"/>
-              </w:rPr>
-              <w:t>Scope</w:t>
+              <w:t>3</w:t>
             </w:r>
           </w:p>
         </w:tc>
         <w:tc>
           <w:tcPr>
-            <w:tcW w:w="2412" w:type="dxa"/>
-            <w:tcBorders>
-              <w:top w:val="single" w:sz="4" w:space="0" w:color="B8B8B8"/>
-              <w:left w:val="single" w:sz="4" w:space="0" w:color="B8B8B8"/>
-              <w:bottom w:val="single" w:sz="4" w:space="0" w:color="B8B8B8"/>
-              <w:right w:val="single" w:sz="4" w:space="0" w:color="B8B8B8"/>
-            </w:tcBorders>
-            <w:shd w:val="clear" w:color="auto" w:fill="F2F2F2"/>
+            <w:tcW w:type="dxa" w:w="2412"/>
           </w:tcPr>
           <w:p>
             <w:r>
-              <w:rPr>
-                <w:sz w:val="19"/>
-              </w:rPr>
-              <w:t>Superadmin</w:t>
+              <w:t>Hands off unit cost + reservation id</w:t>
             </w:r>
           </w:p>
         </w:tc>
         <w:tc>
           <w:tcPr>
-            <w:tcW w:w="2412" w:type="dxa"/>
-            <w:tcBorders>
-              <w:top w:val="single" w:sz="4" w:space="0" w:color="B8B8B8"/>
-              <w:left w:val="single" w:sz="4" w:space="0" w:color="B8B8B8"/>
-              <w:bottom w:val="single" w:sz="4" w:space="0" w:color="B8B8B8"/>
-              <w:right w:val="single" w:sz="4" w:space="0" w:color="B8B8B8"/>
-            </w:tcBorders>
-            <w:shd w:val="clear" w:color="auto" w:fill="F2F2F2"/>
+            <w:tcW w:type="dxa" w:w="2412"/>
           </w:tcPr>
           <w:p>
             <w:r>
-              <w:rPr>
-                <w:sz w:val="19"/>
-              </w:rPr>
-              <w:t>Global, all sessions</w:t>
+              <w:t>→</w:t>
             </w:r>
           </w:p>
         </w:tc>
         <w:tc>
           <w:tcPr>
-            <w:tcW w:w="2412" w:type="dxa"/>
-            <w:tcBorders>
-              <w:top w:val="single" w:sz="4" w:space="0" w:color="B8B8B8"/>
-              <w:left w:val="single" w:sz="4" w:space="0" w:color="B8B8B8"/>
-              <w:bottom w:val="single" w:sz="4" w:space="0" w:color="B8B8B8"/>
-              <w:right w:val="single" w:sz="4" w:space="0" w:color="B8B8B8"/>
-            </w:tcBorders>
-            <w:shd w:val="clear" w:color="auto" w:fill="F2F2F2"/>
+            <w:tcW w:type="dxa" w:w="2412"/>
           </w:tcPr>
           <w:p>
             <w:r>
-              <w:rPr>
-                <w:sz w:val="19"/>
-              </w:rPr>
-              <w:t>Global default, overridable per session type</w:t>
+              <w:t>Creates payment order (Razorpay)</w:t>
+            </w:r>
+          </w:p>
+        </w:tc>
+      </w:tr>
+      <w:tr>
+        <w:tc>
+          <w:tcPr>
+            <w:tcW w:type="dxa" w:w="2412"/>
+          </w:tcPr>
+          <w:p>
+            <w:r>
+              <w:t>4</w:t>
+            </w:r>
+          </w:p>
+        </w:tc>
+        <w:tc>
+          <w:tcPr>
+            <w:tcW w:type="dxa" w:w="2412"/>
+          </w:tcPr>
+          <w:p>
+            <w:r>
+              <w:t>Waits</w:t>
+            </w:r>
+          </w:p>
+        </w:tc>
+        <w:tc>
+          <w:tcPr>
+            <w:tcW w:type="dxa" w:w="2412"/>
+          </w:tcPr>
+          <w:p>
+            <w:r>
+              <w:t>—</w:t>
+            </w:r>
+          </w:p>
+        </w:tc>
+        <w:tc>
+          <w:tcPr>
+            <w:tcW w:type="dxa" w:w="2412"/>
+          </w:tcPr>
+          <w:p>
+            <w:r>
+              <w:t>Patient pays; webhook confirms</w:t>
+            </w:r>
+          </w:p>
+        </w:tc>
+      </w:tr>
+      <w:tr>
+        <w:tc>
+          <w:tcPr>
+            <w:tcW w:type="dxa" w:w="2412"/>
+          </w:tcPr>
+          <w:p>
+            <w:r>
+              <w:t>5</w:t>
+            </w:r>
+          </w:p>
+        </w:tc>
+        <w:tc>
+          <w:tcPr>
+            <w:tcW w:type="dxa" w:w="2412"/>
+          </w:tcPr>
+          <w:p>
+            <w:r>
+              <w:t>Reservation confirmed → appointment/session row created for real</w:t>
+            </w:r>
+          </w:p>
+        </w:tc>
+        <w:tc>
+          <w:tcPr>
+            <w:tcW w:type="dxa" w:w="2412"/>
+          </w:tcPr>
+          <w:p>
+            <w:r>
+              <w:t>status = paid</w:t>
+            </w:r>
+          </w:p>
+        </w:tc>
+        <w:tc>
+          <w:tcPr>
+            <w:tcW w:type="dxa" w:w="2412"/>
+          </w:tcPr>
+          <w:p>
+            <w:r>
+              <w:t>Marks payment paid, linked to reservation</w:t>
+            </w:r>
+          </w:p>
+        </w:tc>
+      </w:tr>
+      <w:tr>
+        <w:tc>
+          <w:tcPr>
+            <w:tcW w:type="dxa" w:w="2412"/>
+          </w:tcPr>
+          <w:p>
+            <w:r>
+              <w:t>6</w:t>
+            </w:r>
+          </w:p>
+        </w:tc>
+        <w:tc>
+          <w:tcPr>
+            <w:tcW w:type="dxa" w:w="2412"/>
+          </w:tcPr>
+          <w:p>
+            <w:r>
+              <w:t>If payment fails or reservation expires: slot released automatically</w:t>
+            </w:r>
+          </w:p>
+        </w:tc>
+        <w:tc>
+          <w:tcPr>
+            <w:tcW w:type="dxa" w:w="2412"/>
+          </w:tcPr>
+          <w:p>
+            <w:r>
+              <w:t>status = expired / failed</w:t>
+            </w:r>
+          </w:p>
+        </w:tc>
+        <w:tc>
+          <w:tcPr>
+            <w:tcW w:type="dxa" w:w="2412"/>
+          </w:tcPr>
+          <w:p>
+            <w:r>
+              <w:t>Marks payment failed (if attempted)</w:t>
             </w:r>
           </w:p>
         </w:tc>
@@ -2729,112 +1584,23 @@
     </w:tbl>
     <w:p>
       <w:pPr>
-        <w:spacing w:after="80"/>
-      </w:pPr>
-    </w:p>
-    <w:p>
-      <w:pPr>
-        <w:spacing w:before="40" w:after="200"/>
+        <w:pStyle w:val="Heading1"/>
       </w:pPr>
       <w:r>
-        <w:rPr>
-          <w:i/>
-          <w:color w:val="6E6E6E"/>
-          <w:sz w:val="19"/>
-        </w:rPr>
-        <w:t>Note: earlier draft numbers (3h cancel / 1h reschedule) are not carried forward as fixed values — they become the first thing superadmin can set from day one, seeded with today's live 2h / 24h defaults so nothing changes behavior until someone deliberately changes it.</w:t>
+        <w:t>6 · Implementation Sequence</w:t>
       </w:r>
     </w:p>
     <w:p>
+      <w:pPr/>
       <w:r>
-        <w:br w:type="page"/>
-      </w:r>
-    </w:p>
-    <w:p>
-      <w:pPr>
-        <w:keepNext/>
-        <w:pBdr>
-          <w:bottom w:val="single" w:sz="6" w:space="4" w:color="B01E1E"/>
-        </w:pBdr>
-        <w:spacing w:before="440" w:after="200"/>
-      </w:pPr>
-      <w:r>
-        <w:rPr>
-          <w:b/>
-          <w:color w:val="B01E1E"/>
-          <w:sz w:val="40"/>
-        </w:rPr>
-        <w:lastRenderedPageBreak/>
-        <w:t>4 · Payments Engine</w:t>
-      </w:r>
-    </w:p>
-    <w:p>
-      <w:pPr>
-        <w:keepNext/>
-        <w:spacing w:before="320" w:after="120"/>
-      </w:pPr>
-      <w:r>
-        <w:rPr>
-          <w:b/>
-          <w:sz w:val="28"/>
-        </w:rPr>
-        <w:t>4.1 Responsibilities</w:t>
-      </w:r>
-    </w:p>
-    <w:p>
-      <w:pPr>
-        <w:pStyle w:val="ListBullet"/>
-        <w:spacing w:after="80"/>
-      </w:pPr>
-      <w:r>
-        <w:t>Create a payment order against a reservation (not directly against an appointment — the appointment doesn't exist yet at this point).</w:t>
-      </w:r>
-    </w:p>
-    <w:p>
-      <w:pPr>
-        <w:pStyle w:val="ListBullet"/>
-        <w:spacing w:after="80"/>
-      </w:pPr>
-      <w:r>
-        <w:t>Confirm payment on a verified Razorpay webhook, and tell the Appointments Engine the reservation is paid.</w:t>
-      </w:r>
-    </w:p>
-    <w:p>
-      <w:pPr>
-        <w:pStyle w:val="ListBullet"/>
-        <w:spacing w:after="80"/>
-      </w:pPr>
-      <w:r>
-        <w:t>Issue refunds — a real gateway refund call, not just a status flip on the local record.</w:t>
-      </w:r>
-    </w:p>
-    <w:p>
-      <w:pPr>
-        <w:pStyle w:val="ListBullet"/>
-        <w:spacing w:after="80"/>
-      </w:pPr>
-      <w:r>
-        <w:t>Handle waived/free sessions (billable = No in the catalog) by skipping straight to confirmation with no charge.</w:t>
-      </w:r>
-    </w:p>
-    <w:p>
-      <w:pPr>
-        <w:keepNext/>
-        <w:spacing w:before="320" w:after="120"/>
-      </w:pPr>
-      <w:r>
-        <w:rPr>
-          <w:b/>
-          <w:sz w:val="28"/>
-        </w:rPr>
-        <w:t>4.2 What's Missing Today, Concretely</w:t>
+        <w:t>Ordered so each stage is independently verifiable against the live system before the next begins.</w:t>
       </w:r>
     </w:p>
     <w:tbl>
       <w:tblPr>
-        <w:tblW w:w="0" w:type="auto"/>
-        <w:jc w:val="center"/>
-        <w:tblLook w:val="04A0" w:firstRow="1" w:lastRow="0" w:firstColumn="1" w:lastColumn="0" w:noHBand="0" w:noVBand="1"/>
+        <w:tblStyle w:val="TableGrid"/>
+        <w:tblW w:type="auto" w:w="0"/>
+        <w:tblLook w:firstColumn="1" w:firstRow="1" w:lastColumn="0" w:lastRow="0" w:noHBand="0" w:noVBand="1" w:val="04A0"/>
       </w:tblPr>
       <w:tblGrid>
         <w:gridCol w:w="3216"/>
@@ -2842,866 +1608,224 @@
         <w:gridCol w:w="3216"/>
       </w:tblGrid>
       <w:tr>
-        <w:trPr>
-          <w:jc w:val="center"/>
-        </w:trPr>
         <w:tc>
           <w:tcPr>
-            <w:tcW w:w="3216" w:type="dxa"/>
-            <w:tcBorders>
-              <w:top w:val="single" w:sz="4" w:space="0" w:color="B8B8B8"/>
-              <w:left w:val="single" w:sz="4" w:space="0" w:color="B8B8B8"/>
-              <w:bottom w:val="single" w:sz="4" w:space="0" w:color="B8B8B8"/>
-              <w:right w:val="single" w:sz="4" w:space="0" w:color="B8B8B8"/>
-            </w:tcBorders>
-            <w:shd w:val="clear" w:color="auto" w:fill="3A3A3A"/>
+            <w:tcW w:type="dxa" w:w="3216"/>
           </w:tcPr>
           <w:p>
             <w:r>
-              <w:rPr>
-                <w:b/>
-                <w:color w:val="FFFFFF"/>
-                <w:sz w:val="19"/>
-              </w:rPr>
-              <w:t>Gap</w:t>
-            </w:r>
-          </w:p>
-        </w:tc>
-        <w:tc>
-          <w:tcPr>
-            <w:tcW w:w="3216" w:type="dxa"/>
-            <w:tcBorders>
-              <w:top w:val="single" w:sz="4" w:space="0" w:color="B8B8B8"/>
-              <w:left w:val="single" w:sz="4" w:space="0" w:color="B8B8B8"/>
-              <w:bottom w:val="single" w:sz="4" w:space="0" w:color="B8B8B8"/>
-              <w:right w:val="single" w:sz="4" w:space="0" w:color="B8B8B8"/>
-            </w:tcBorders>
-            <w:shd w:val="clear" w:color="auto" w:fill="3A3A3A"/>
-          </w:tcPr>
-          <w:p>
-            <w:r>
-              <w:rPr>
-                <w:b/>
-                <w:color w:val="FFFFFF"/>
-                <w:sz w:val="19"/>
-              </w:rPr>
-              <w:t>Current state</w:t>
-            </w:r>
-          </w:p>
-        </w:tc>
-        <w:tc>
-          <w:tcPr>
-            <w:tcW w:w="3216" w:type="dxa"/>
-            <w:tcBorders>
-              <w:top w:val="single" w:sz="4" w:space="0" w:color="B8B8B8"/>
-              <w:left w:val="single" w:sz="4" w:space="0" w:color="B8B8B8"/>
-              <w:bottom w:val="single" w:sz="4" w:space="0" w:color="B8B8B8"/>
-              <w:right w:val="single" w:sz="4" w:space="0" w:color="B8B8B8"/>
-            </w:tcBorders>
-            <w:shd w:val="clear" w:color="auto" w:fill="3A3A3A"/>
-          </w:tcPr>
-          <w:p>
-            <w:r>
-              <w:rPr>
-                <w:b/>
-                <w:color w:val="FFFFFF"/>
-                <w:sz w:val="19"/>
-              </w:rPr>
-              <w:t>Needed</w:t>
-            </w:r>
-          </w:p>
-        </w:tc>
-      </w:tr>
-      <w:tr>
-        <w:trPr>
-          <w:jc w:val="center"/>
-        </w:trPr>
-        <w:tc>
-          <w:tcPr>
-            <w:tcW w:w="3216" w:type="dxa"/>
-            <w:tcBorders>
-              <w:top w:val="single" w:sz="4" w:space="0" w:color="B8B8B8"/>
-              <w:left w:val="single" w:sz="4" w:space="0" w:color="B8B8B8"/>
-              <w:bottom w:val="single" w:sz="4" w:space="0" w:color="B8B8B8"/>
-              <w:right w:val="single" w:sz="4" w:space="0" w:color="B8B8B8"/>
-            </w:tcBorders>
-            <w:shd w:val="clear" w:color="auto" w:fill="F2F2F2"/>
-          </w:tcPr>
-          <w:p>
-            <w:r>
-              <w:rPr>
-                <w:sz w:val="19"/>
-              </w:rPr>
-              <w:t>Refund</w:t>
-            </w:r>
-          </w:p>
-        </w:tc>
-        <w:tc>
-          <w:tcPr>
-            <w:tcW w:w="3216" w:type="dxa"/>
-            <w:tcBorders>
-              <w:top w:val="single" w:sz="4" w:space="0" w:color="B8B8B8"/>
-              <w:left w:val="single" w:sz="4" w:space="0" w:color="B8B8B8"/>
-              <w:bottom w:val="single" w:sz="4" w:space="0" w:color="B8B8B8"/>
-              <w:right w:val="single" w:sz="4" w:space="0" w:color="B8B8B8"/>
-            </w:tcBorders>
-            <w:shd w:val="clear" w:color="auto" w:fill="F2F2F2"/>
-          </w:tcPr>
-          <w:p>
-            <w:r>
-              <w:rPr>
-                <w:sz w:val="19"/>
-              </w:rPr>
-              <w:t>Status can be set to 'refunded' as a value; no gateway call happens</w:t>
-            </w:r>
-          </w:p>
-        </w:tc>
-        <w:tc>
-          <w:tcPr>
-            <w:tcW w:w="3216" w:type="dxa"/>
-            <w:tcBorders>
-              <w:top w:val="single" w:sz="4" w:space="0" w:color="B8B8B8"/>
-              <w:left w:val="single" w:sz="4" w:space="0" w:color="B8B8B8"/>
-              <w:bottom w:val="single" w:sz="4" w:space="0" w:color="B8B8B8"/>
-              <w:right w:val="single" w:sz="4" w:space="0" w:color="B8B8B8"/>
-            </w:tcBorders>
-            <w:shd w:val="clear" w:color="auto" w:fill="F2F2F2"/>
-          </w:tcPr>
-          <w:p>
-            <w:r>
-              <w:rPr>
-                <w:sz w:val="19"/>
-              </w:rPr>
-              <w:t>Real Razorpay refund API integration</w:t>
-            </w:r>
-          </w:p>
-        </w:tc>
-      </w:tr>
-      <w:tr>
-        <w:trPr>
-          <w:jc w:val="center"/>
-        </w:trPr>
-        <w:tc>
-          <w:tcPr>
-            <w:tcW w:w="3216" w:type="dxa"/>
-            <w:tcBorders>
-              <w:top w:val="single" w:sz="4" w:space="0" w:color="B8B8B8"/>
-              <w:left w:val="single" w:sz="4" w:space="0" w:color="B8B8B8"/>
-              <w:bottom w:val="single" w:sz="4" w:space="0" w:color="B8B8B8"/>
-              <w:right w:val="single" w:sz="4" w:space="0" w:color="B8B8B8"/>
-            </w:tcBorders>
-            <w:shd w:val="clear" w:color="auto" w:fill="F2F2F2"/>
-          </w:tcPr>
-          <w:p>
-            <w:r>
-              <w:rPr>
-                <w:sz w:val="19"/>
-              </w:rPr>
-              <w:t>Appointment linkage</w:t>
-            </w:r>
-          </w:p>
-        </w:tc>
-        <w:tc>
-          <w:tcPr>
-            <w:tcW w:w="3216" w:type="dxa"/>
-            <w:tcBorders>
-              <w:top w:val="single" w:sz="4" w:space="0" w:color="B8B8B8"/>
-              <w:left w:val="single" w:sz="4" w:space="0" w:color="B8B8B8"/>
-              <w:bottom w:val="single" w:sz="4" w:space="0" w:color="B8B8B8"/>
-              <w:right w:val="single" w:sz="4" w:space="0" w:color="B8B8B8"/>
-            </w:tcBorders>
-            <w:shd w:val="clear" w:color="auto" w:fill="F2F2F2"/>
-          </w:tcPr>
-          <w:p>
-            <w:r>
-              <w:rPr>
-                <w:sz w:val="19"/>
-              </w:rPr>
-              <w:t>payments table links only to sessions / store_orders</w:t>
-            </w:r>
-          </w:p>
-        </w:tc>
-        <w:tc>
-          <w:tcPr>
-            <w:tcW w:w="3216" w:type="dxa"/>
-            <w:tcBorders>
-              <w:top w:val="single" w:sz="4" w:space="0" w:color="B8B8B8"/>
-              <w:left w:val="single" w:sz="4" w:space="0" w:color="B8B8B8"/>
-              <w:bottom w:val="single" w:sz="4" w:space="0" w:color="B8B8B8"/>
-              <w:right w:val="single" w:sz="4" w:space="0" w:color="B8B8B8"/>
-            </w:tcBorders>
-            <w:shd w:val="clear" w:color="auto" w:fill="F2F2F2"/>
-          </w:tcPr>
-          <w:p>
-            <w:r>
-              <w:rPr>
-                <w:sz w:val="19"/>
-              </w:rPr>
-              <w:t>New link to the reservation record (2.2)</w:t>
-            </w:r>
-          </w:p>
-        </w:tc>
-      </w:tr>
-      <w:tr>
-        <w:trPr>
-          <w:jc w:val="center"/>
-        </w:trPr>
-        <w:tc>
-          <w:tcPr>
-            <w:tcW w:w="3216" w:type="dxa"/>
-            <w:tcBorders>
-              <w:top w:val="single" w:sz="4" w:space="0" w:color="B8B8B8"/>
-              <w:left w:val="single" w:sz="4" w:space="0" w:color="B8B8B8"/>
-              <w:bottom w:val="single" w:sz="4" w:space="0" w:color="B8B8B8"/>
-              <w:right w:val="single" w:sz="4" w:space="0" w:color="B8B8B8"/>
-            </w:tcBorders>
-            <w:shd w:val="clear" w:color="auto" w:fill="F2F2F2"/>
-          </w:tcPr>
-          <w:p>
-            <w:r>
-              <w:rPr>
-                <w:sz w:val="19"/>
-              </w:rPr>
-              <w:t>Scope of billing</w:t>
-            </w:r>
-          </w:p>
-        </w:tc>
-        <w:tc>
-          <w:tcPr>
-            <w:tcW w:w="3216" w:type="dxa"/>
-            <w:tcBorders>
-              <w:top w:val="single" w:sz="4" w:space="0" w:color="B8B8B8"/>
-              <w:left w:val="single" w:sz="4" w:space="0" w:color="B8B8B8"/>
-              <w:bottom w:val="single" w:sz="4" w:space="0" w:color="B8B8B8"/>
-              <w:right w:val="single" w:sz="4" w:space="0" w:color="B8B8B8"/>
-            </w:tcBorders>
-            <w:shd w:val="clear" w:color="auto" w:fill="F2F2F2"/>
-          </w:tcPr>
-          <w:p>
-            <w:r>
-              <w:rPr>
-                <w:sz w:val="19"/>
-              </w:rPr>
-              <w:t>Only extended treatment sessions (#6+) are gated on payment</w:t>
-            </w:r>
-          </w:p>
-        </w:tc>
-        <w:tc>
-          <w:tcPr>
-            <w:tcW w:w="3216" w:type="dxa"/>
-            <w:tcBorders>
-              <w:top w:val="single" w:sz="4" w:space="0" w:color="B8B8B8"/>
-              <w:left w:val="single" w:sz="4" w:space="0" w:color="B8B8B8"/>
-              <w:bottom w:val="single" w:sz="4" w:space="0" w:color="B8B8B8"/>
-              <w:right w:val="single" w:sz="4" w:space="0" w:color="B8B8B8"/>
-            </w:tcBorders>
-            <w:shd w:val="clear" w:color="auto" w:fill="F2F2F2"/>
-          </w:tcPr>
-          <w:p>
-            <w:r>
-              <w:rPr>
-                <w:sz w:val="19"/>
-              </w:rPr>
-              <w:t>Any session the catalog marks billable</w:t>
-            </w:r>
-          </w:p>
-        </w:tc>
-      </w:tr>
-    </w:tbl>
-    <w:p>
-      <w:pPr>
-        <w:spacing w:after="80"/>
-      </w:pPr>
-    </w:p>
-    <w:p>
-      <w:pPr>
-        <w:keepNext/>
-        <w:spacing w:before="320" w:after="120"/>
-      </w:pPr>
-      <w:r>
-        <w:rPr>
-          <w:b/>
-          <w:sz w:val="28"/>
-        </w:rPr>
-        <w:t>4.3 Refund Flow</w:t>
-      </w:r>
-    </w:p>
-    <w:p>
-      <w:pPr>
-        <w:pStyle w:val="ListNumber"/>
-        <w:spacing w:after="80"/>
-      </w:pPr>
-      <w:r>
-        <w:rPr>
-          <w:b/>
-        </w:rPr>
-        <w:t>Trigger.</w:t>
-      </w:r>
-      <w:r>
-        <w:t xml:space="preserve"> — request comes from Appointments Engine when a paid appointment is cancelled inside a refundable window.</w:t>
-      </w:r>
-    </w:p>
-    <w:p>
-      <w:pPr>
-        <w:pStyle w:val="ListNumber"/>
-        <w:spacing w:after="80"/>
-      </w:pPr>
-      <w:r>
-        <w:rPr>
-          <w:b/>
-        </w:rPr>
-        <w:t>Window check.</w:t>
-      </w:r>
-      <w:r>
-        <w:t xml:space="preserve"> — engine checks the cancel cutoff from 3.4; refund is only triggered if the cancellation itself was valid.</w:t>
-      </w:r>
-    </w:p>
-    <w:p>
-      <w:pPr>
-        <w:pStyle w:val="ListNumber"/>
-        <w:spacing w:after="80"/>
-      </w:pPr>
-      <w:r>
-        <w:rPr>
-          <w:b/>
-        </w:rPr>
-        <w:t>Gateway call.</w:t>
-      </w:r>
-      <w:r>
-        <w:t xml:space="preserve"> — real refund call, gateway response stored on the payment record.</w:t>
-      </w:r>
-    </w:p>
-    <w:p>
-      <w:pPr>
-        <w:pStyle w:val="ListNumber"/>
-        <w:spacing w:after="80"/>
-      </w:pPr>
-      <w:r>
-        <w:rPr>
-          <w:b/>
-        </w:rPr>
-        <w:t>Notify.</w:t>
-      </w:r>
-      <w:r>
-        <w:t xml:space="preserve"> — patient and, if relevant, clinic staff notified of refund status.</w:t>
-      </w:r>
-    </w:p>
-    <w:p>
-      <w:pPr>
-        <w:keepNext/>
-        <w:spacing w:before="320" w:after="120"/>
-      </w:pPr>
-      <w:r>
-        <w:rPr>
-          <w:b/>
-          <w:sz w:val="28"/>
-        </w:rPr>
-        <w:t>4.4 Free / Waived Sessions</w:t>
-      </w:r>
-    </w:p>
-    <w:p>
-      <w:r>
-        <w:t>A session marked billable = No in the catalog (for example, Session 1 at a clinic that chooses not to charge for it) skips the Payments Engine hand-off entirely — the Appointments Engine confirms the reservation immediately with no payment step. This keeps the engine boundary honest: Payments Engine is only ever invoked when money is actually changing hands.</w:t>
-      </w:r>
-    </w:p>
-    <w:p>
-      <w:r>
-        <w:br w:type="page"/>
-      </w:r>
-    </w:p>
-    <w:p>
-      <w:pPr>
-        <w:keepNext/>
-        <w:pBdr>
-          <w:bottom w:val="single" w:sz="6" w:space="4" w:color="B01E1E"/>
-        </w:pBdr>
-        <w:spacing w:before="440" w:after="200"/>
-      </w:pPr>
-      <w:r>
-        <w:rPr>
-          <w:b/>
-          <w:color w:val="B01E1E"/>
-          <w:sz w:val="40"/>
-        </w:rPr>
-        <w:lastRenderedPageBreak/>
-        <w:t>5 · Implementation Sequence</w:t>
-      </w:r>
-    </w:p>
-    <w:p>
-      <w:r>
-        <w:rPr>
-          <w:color w:val="6E6E6E"/>
-        </w:rPr>
-        <w:t>Ordered so each stage is independently verifiable against the live system before the next begins.</w:t>
-      </w:r>
-    </w:p>
-    <w:tbl>
-      <w:tblPr>
-        <w:tblW w:w="0" w:type="auto"/>
-        <w:jc w:val="center"/>
-        <w:tblLook w:val="04A0" w:firstRow="1" w:lastRow="0" w:firstColumn="1" w:lastColumn="0" w:noHBand="0" w:noVBand="1"/>
-      </w:tblPr>
-      <w:tblGrid>
-        <w:gridCol w:w="3216"/>
-        <w:gridCol w:w="3216"/>
-        <w:gridCol w:w="3216"/>
-      </w:tblGrid>
-      <w:tr>
-        <w:trPr>
-          <w:jc w:val="center"/>
-        </w:trPr>
-        <w:tc>
-          <w:tcPr>
-            <w:tcW w:w="3216" w:type="dxa"/>
-            <w:tcBorders>
-              <w:top w:val="single" w:sz="4" w:space="0" w:color="B8B8B8"/>
-              <w:left w:val="single" w:sz="4" w:space="0" w:color="B8B8B8"/>
-              <w:bottom w:val="single" w:sz="4" w:space="0" w:color="B8B8B8"/>
-              <w:right w:val="single" w:sz="4" w:space="0" w:color="B8B8B8"/>
-            </w:tcBorders>
-            <w:shd w:val="clear" w:color="auto" w:fill="3A3A3A"/>
-          </w:tcPr>
-          <w:p>
-            <w:r>
-              <w:rPr>
-                <w:b/>
-                <w:color w:val="FFFFFF"/>
-                <w:sz w:val="19"/>
-              </w:rPr>
               <w:t>Stage</w:t>
             </w:r>
           </w:p>
         </w:tc>
         <w:tc>
           <w:tcPr>
-            <w:tcW w:w="3216" w:type="dxa"/>
-            <w:tcBorders>
-              <w:top w:val="single" w:sz="4" w:space="0" w:color="B8B8B8"/>
-              <w:left w:val="single" w:sz="4" w:space="0" w:color="B8B8B8"/>
-              <w:bottom w:val="single" w:sz="4" w:space="0" w:color="B8B8B8"/>
-              <w:right w:val="single" w:sz="4" w:space="0" w:color="B8B8B8"/>
-            </w:tcBorders>
-            <w:shd w:val="clear" w:color="auto" w:fill="3A3A3A"/>
+            <w:tcW w:type="dxa" w:w="3216"/>
           </w:tcPr>
           <w:p>
             <w:r>
-              <w:rPr>
-                <w:b/>
-                <w:color w:val="FFFFFF"/>
-                <w:sz w:val="19"/>
-              </w:rPr>
               <w:t>Delivers</w:t>
             </w:r>
           </w:p>
         </w:tc>
         <w:tc>
           <w:tcPr>
-            <w:tcW w:w="3216" w:type="dxa"/>
-            <w:tcBorders>
-              <w:top w:val="single" w:sz="4" w:space="0" w:color="B8B8B8"/>
-              <w:left w:val="single" w:sz="4" w:space="0" w:color="B8B8B8"/>
-              <w:bottom w:val="single" w:sz="4" w:space="0" w:color="B8B8B8"/>
-              <w:right w:val="single" w:sz="4" w:space="0" w:color="B8B8B8"/>
-            </w:tcBorders>
-            <w:shd w:val="clear" w:color="auto" w:fill="3A3A3A"/>
+            <w:tcW w:type="dxa" w:w="3216"/>
           </w:tcPr>
           <w:p>
             <w:r>
-              <w:rPr>
-                <w:b/>
-                <w:color w:val="FFFFFF"/>
-                <w:sz w:val="19"/>
-              </w:rPr>
-              <w:t>Depends on</w:t>
+              <w:t>Depends On</w:t>
             </w:r>
           </w:p>
         </w:tc>
       </w:tr>
       <w:tr>
-        <w:trPr>
-          <w:jc w:val="center"/>
-        </w:trPr>
         <w:tc>
           <w:tcPr>
-            <w:tcW w:w="3216" w:type="dxa"/>
-            <w:tcBorders>
-              <w:top w:val="single" w:sz="4" w:space="0" w:color="B8B8B8"/>
-              <w:left w:val="single" w:sz="4" w:space="0" w:color="B8B8B8"/>
-              <w:bottom w:val="single" w:sz="4" w:space="0" w:color="B8B8B8"/>
-              <w:right w:val="single" w:sz="4" w:space="0" w:color="B8B8B8"/>
-            </w:tcBorders>
-            <w:shd w:val="clear" w:color="auto" w:fill="F2F2F2"/>
+            <w:tcW w:type="dxa" w:w="3216"/>
           </w:tcPr>
           <w:p>
             <w:r>
-              <w:rPr>
-                <w:sz w:val="19"/>
-              </w:rPr>
               <w:t>A</w:t>
             </w:r>
           </w:p>
         </w:tc>
         <w:tc>
           <w:tcPr>
-            <w:tcW w:w="3216" w:type="dxa"/>
-            <w:tcBorders>
-              <w:top w:val="single" w:sz="4" w:space="0" w:color="B8B8B8"/>
-              <w:left w:val="single" w:sz="4" w:space="0" w:color="B8B8B8"/>
-              <w:bottom w:val="single" w:sz="4" w:space="0" w:color="B8B8B8"/>
-              <w:right w:val="single" w:sz="4" w:space="0" w:color="B8B8B8"/>
-            </w:tcBorders>
-            <w:shd w:val="clear" w:color="auto" w:fill="F2F2F2"/>
+            <w:tcW w:type="dxa" w:w="3216"/>
           </w:tcPr>
           <w:p>
             <w:r>
-              <w:rPr>
-                <w:sz w:val="19"/>
-              </w:rPr>
-              <w:t>Session catalog table + dependency graph table. Backfill today's four session types as the first catalog rows.</w:t>
+              <w:t>Remove Session 1/2/3/4 dependency graph and branch-rule tables. Replace with the two-unit model (Appointment / Device Session).</w:t>
             </w:r>
           </w:p>
         </w:tc>
         <w:tc>
           <w:tcPr>
-            <w:tcW w:w="3216" w:type="dxa"/>
-            <w:tcBorders>
-              <w:top w:val="single" w:sz="4" w:space="0" w:color="B8B8B8"/>
-              <w:left w:val="single" w:sz="4" w:space="0" w:color="B8B8B8"/>
-              <w:bottom w:val="single" w:sz="4" w:space="0" w:color="B8B8B8"/>
-              <w:right w:val="single" w:sz="4" w:space="0" w:color="B8B8B8"/>
-            </w:tcBorders>
-            <w:shd w:val="clear" w:color="auto" w:fill="F2F2F2"/>
+            <w:tcW w:type="dxa" w:w="3216"/>
           </w:tcPr>
           <w:p>
             <w:r>
-              <w:rPr>
-                <w:sz w:val="19"/>
-              </w:rPr>
               <w:t>—</w:t>
             </w:r>
           </w:p>
         </w:tc>
       </w:tr>
       <w:tr>
-        <w:trPr>
-          <w:jc w:val="center"/>
-        </w:trPr>
         <w:tc>
           <w:tcPr>
-            <w:tcW w:w="3216" w:type="dxa"/>
-            <w:tcBorders>
-              <w:top w:val="single" w:sz="4" w:space="0" w:color="B8B8B8"/>
-              <w:left w:val="single" w:sz="4" w:space="0" w:color="B8B8B8"/>
-              <w:bottom w:val="single" w:sz="4" w:space="0" w:color="B8B8B8"/>
-              <w:right w:val="single" w:sz="4" w:space="0" w:color="B8B8B8"/>
-            </w:tcBorders>
-            <w:shd w:val="clear" w:color="auto" w:fill="F2F2F2"/>
+            <w:tcW w:type="dxa" w:w="3216"/>
           </w:tcPr>
           <w:p>
             <w:r>
-              <w:rPr>
-                <w:sz w:val="19"/>
-              </w:rPr>
               <w:t>B</w:t>
             </w:r>
           </w:p>
         </w:tc>
         <w:tc>
           <w:tcPr>
-            <w:tcW w:w="3216" w:type="dxa"/>
-            <w:tcBorders>
-              <w:top w:val="single" w:sz="4" w:space="0" w:color="B8B8B8"/>
-              <w:left w:val="single" w:sz="4" w:space="0" w:color="B8B8B8"/>
-              <w:bottom w:val="single" w:sz="4" w:space="0" w:color="B8B8B8"/>
-              <w:right w:val="single" w:sz="4" w:space="0" w:color="B8B8B8"/>
-            </w:tcBorders>
-            <w:shd w:val="clear" w:color="auto" w:fill="F2F2F2"/>
+            <w:tcW w:type="dxa" w:w="3216"/>
           </w:tcPr>
           <w:p>
             <w:r>
-              <w:rPr>
-                <w:sz w:val="19"/>
-              </w:rPr>
-              <w:t>Reservation record + Appointments Engine verification checklist (3.2), reading catalog dynamically.</w:t>
+              <w:t>Reservation record + Appointments Engine verification checklist (3.2), reading config from A.</w:t>
             </w:r>
           </w:p>
         </w:tc>
         <w:tc>
           <w:tcPr>
-            <w:tcW w:w="3216" w:type="dxa"/>
-            <w:tcBorders>
-              <w:top w:val="single" w:sz="4" w:space="0" w:color="B8B8B8"/>
-              <w:left w:val="single" w:sz="4" w:space="0" w:color="B8B8B8"/>
-              <w:bottom w:val="single" w:sz="4" w:space="0" w:color="B8B8B8"/>
-              <w:right w:val="single" w:sz="4" w:space="0" w:color="B8B8B8"/>
-            </w:tcBorders>
-            <w:shd w:val="clear" w:color="auto" w:fill="F2F2F2"/>
+            <w:tcW w:type="dxa" w:w="3216"/>
           </w:tcPr>
           <w:p>
             <w:r>
-              <w:rPr>
-                <w:sz w:val="19"/>
-              </w:rPr>
               <w:t>A</w:t>
             </w:r>
           </w:p>
         </w:tc>
       </w:tr>
       <w:tr>
-        <w:trPr>
-          <w:jc w:val="center"/>
-        </w:trPr>
         <w:tc>
           <w:tcPr>
-            <w:tcW w:w="3216" w:type="dxa"/>
-            <w:tcBorders>
-              <w:top w:val="single" w:sz="4" w:space="0" w:color="B8B8B8"/>
-              <w:left w:val="single" w:sz="4" w:space="0" w:color="B8B8B8"/>
-              <w:bottom w:val="single" w:sz="4" w:space="0" w:color="B8B8B8"/>
-              <w:right w:val="single" w:sz="4" w:space="0" w:color="B8B8B8"/>
-            </w:tcBorders>
-            <w:shd w:val="clear" w:color="auto" w:fill="F2F2F2"/>
+            <w:tcW w:type="dxa" w:w="3216"/>
           </w:tcPr>
           <w:p>
             <w:r>
-              <w:rPr>
-                <w:sz w:val="19"/>
-              </w:rPr>
               <w:t>C</w:t>
             </w:r>
           </w:p>
         </w:tc>
         <w:tc>
           <w:tcPr>
-            <w:tcW w:w="3216" w:type="dxa"/>
-            <w:tcBorders>
-              <w:top w:val="single" w:sz="4" w:space="0" w:color="B8B8B8"/>
-              <w:left w:val="single" w:sz="4" w:space="0" w:color="B8B8B8"/>
-              <w:bottom w:val="single" w:sz="4" w:space="0" w:color="B8B8B8"/>
-              <w:right w:val="single" w:sz="4" w:space="0" w:color="B8B8B8"/>
-            </w:tcBorders>
-            <w:shd w:val="clear" w:color="auto" w:fill="F2F2F2"/>
+            <w:tcW w:type="dxa" w:w="3216"/>
           </w:tcPr>
           <w:p>
             <w:r>
-              <w:rPr>
-                <w:sz w:val="19"/>
-              </w:rPr>
-              <w:t>Payments Engine: reservation linkage, billable/free branching (4.4).</w:t>
+              <w:t>Payments Engine: reservation linkage, 3-tier billing (4.2), billable/free branching (4.5).</w:t>
             </w:r>
           </w:p>
         </w:tc>
         <w:tc>
           <w:tcPr>
-            <w:tcW w:w="3216" w:type="dxa"/>
-            <w:tcBorders>
-              <w:top w:val="single" w:sz="4" w:space="0" w:color="B8B8B8"/>
-              <w:left w:val="single" w:sz="4" w:space="0" w:color="B8B8B8"/>
-              <w:bottom w:val="single" w:sz="4" w:space="0" w:color="B8B8B8"/>
-              <w:right w:val="single" w:sz="4" w:space="0" w:color="B8B8B8"/>
-            </w:tcBorders>
-            <w:shd w:val="clear" w:color="auto" w:fill="F2F2F2"/>
+            <w:tcW w:type="dxa" w:w="3216"/>
           </w:tcPr>
           <w:p>
             <w:r>
-              <w:rPr>
-                <w:sz w:val="19"/>
-              </w:rPr>
               <w:t>B</w:t>
             </w:r>
           </w:p>
         </w:tc>
       </w:tr>
       <w:tr>
-        <w:trPr>
-          <w:jc w:val="center"/>
-        </w:trPr>
         <w:tc>
           <w:tcPr>
-            <w:tcW w:w="3216" w:type="dxa"/>
-            <w:tcBorders>
-              <w:top w:val="single" w:sz="4" w:space="0" w:color="B8B8B8"/>
-              <w:left w:val="single" w:sz="4" w:space="0" w:color="B8B8B8"/>
-              <w:bottom w:val="single" w:sz="4" w:space="0" w:color="B8B8B8"/>
-              <w:right w:val="single" w:sz="4" w:space="0" w:color="B8B8B8"/>
-            </w:tcBorders>
-            <w:shd w:val="clear" w:color="auto" w:fill="F2F2F2"/>
+            <w:tcW w:type="dxa" w:w="3216"/>
           </w:tcPr>
           <w:p>
             <w:r>
-              <w:rPr>
-                <w:sz w:val="19"/>
-              </w:rPr>
               <w:t>D</w:t>
             </w:r>
           </w:p>
         </w:tc>
         <w:tc>
           <w:tcPr>
-            <w:tcW w:w="3216" w:type="dxa"/>
-            <w:tcBorders>
-              <w:top w:val="single" w:sz="4" w:space="0" w:color="B8B8B8"/>
-              <w:left w:val="single" w:sz="4" w:space="0" w:color="B8B8B8"/>
-              <w:bottom w:val="single" w:sz="4" w:space="0" w:color="B8B8B8"/>
-              <w:right w:val="single" w:sz="4" w:space="0" w:color="B8B8B8"/>
-            </w:tcBorders>
-            <w:shd w:val="clear" w:color="auto" w:fill="F2F2F2"/>
+            <w:tcW w:type="dxa" w:w="3216"/>
           </w:tcPr>
           <w:p>
             <w:r>
-              <w:rPr>
-                <w:sz w:val="19"/>
-              </w:rPr>
-              <w:t>Refund integration (4.3) — real gateway call.</w:t>
+              <w:t>Refund integration (4.4) — real gateway call.</w:t>
             </w:r>
           </w:p>
         </w:tc>
         <w:tc>
           <w:tcPr>
-            <w:tcW w:w="3216" w:type="dxa"/>
-            <w:tcBorders>
-              <w:top w:val="single" w:sz="4" w:space="0" w:color="B8B8B8"/>
-              <w:left w:val="single" w:sz="4" w:space="0" w:color="B8B8B8"/>
-              <w:bottom w:val="single" w:sz="4" w:space="0" w:color="B8B8B8"/>
-              <w:right w:val="single" w:sz="4" w:space="0" w:color="B8B8B8"/>
-            </w:tcBorders>
-            <w:shd w:val="clear" w:color="auto" w:fill="F2F2F2"/>
+            <w:tcW w:type="dxa" w:w="3216"/>
           </w:tcPr>
           <w:p>
             <w:r>
-              <w:rPr>
-                <w:sz w:val="19"/>
-              </w:rPr>
               <w:t>C</w:t>
             </w:r>
           </w:p>
         </w:tc>
       </w:tr>
       <w:tr>
-        <w:trPr>
-          <w:jc w:val="center"/>
-        </w:trPr>
         <w:tc>
           <w:tcPr>
-            <w:tcW w:w="3216" w:type="dxa"/>
-            <w:tcBorders>
-              <w:top w:val="single" w:sz="4" w:space="0" w:color="B8B8B8"/>
-              <w:left w:val="single" w:sz="4" w:space="0" w:color="B8B8B8"/>
-              <w:bottom w:val="single" w:sz="4" w:space="0" w:color="B8B8B8"/>
-              <w:right w:val="single" w:sz="4" w:space="0" w:color="B8B8B8"/>
-            </w:tcBorders>
-            <w:shd w:val="clear" w:color="auto" w:fill="F2F2F2"/>
+            <w:tcW w:type="dxa" w:w="3216"/>
           </w:tcPr>
           <w:p>
             <w:r>
-              <w:rPr>
-                <w:sz w:val="19"/>
-              </w:rPr>
               <w:t>E</w:t>
             </w:r>
           </w:p>
         </w:tc>
         <w:tc>
           <w:tcPr>
-            <w:tcW w:w="3216" w:type="dxa"/>
-            <w:tcBorders>
-              <w:top w:val="single" w:sz="4" w:space="0" w:color="B8B8B8"/>
-              <w:left w:val="single" w:sz="4" w:space="0" w:color="B8B8B8"/>
-              <w:bottom w:val="single" w:sz="4" w:space="0" w:color="B8B8B8"/>
-              <w:right w:val="single" w:sz="4" w:space="0" w:color="B8B8B8"/>
-            </w:tcBorders>
-            <w:shd w:val="clear" w:color="auto" w:fill="F2F2F2"/>
+            <w:tcW w:type="dxa" w:w="3216"/>
           </w:tcPr>
           <w:p>
             <w:r>
-              <w:rPr>
-                <w:sz w:val="19"/>
-              </w:rPr>
-              <w:t>Cancellation/reschedule dynamic windows (3.4), superadmin settings screen for all of the above.</w:t>
+              <w:t>Cancellation/reschedule dynamic windows (3.4), superadmin settings screen for all of it.</w:t>
             </w:r>
           </w:p>
         </w:tc>
         <w:tc>
           <w:tcPr>
-            <w:tcW w:w="3216" w:type="dxa"/>
-            <w:tcBorders>
-              <w:top w:val="single" w:sz="4" w:space="0" w:color="B8B8B8"/>
-              <w:left w:val="single" w:sz="4" w:space="0" w:color="B8B8B8"/>
-              <w:bottom w:val="single" w:sz="4" w:space="0" w:color="B8B8B8"/>
-              <w:right w:val="single" w:sz="4" w:space="0" w:color="B8B8B8"/>
-            </w:tcBorders>
-            <w:shd w:val="clear" w:color="auto" w:fill="F2F2F2"/>
+            <w:tcW w:type="dxa" w:w="3216"/>
           </w:tcPr>
           <w:p>
             <w:r>
-              <w:rPr>
-                <w:sz w:val="19"/>
-              </w:rPr>
               <w:t>A, C</w:t>
             </w:r>
           </w:p>
         </w:tc>
       </w:tr>
       <w:tr>
-        <w:trPr>
-          <w:jc w:val="center"/>
-        </w:trPr>
         <w:tc>
           <w:tcPr>
-            <w:tcW w:w="3216" w:type="dxa"/>
-            <w:tcBorders>
-              <w:top w:val="single" w:sz="4" w:space="0" w:color="B8B8B8"/>
-              <w:left w:val="single" w:sz="4" w:space="0" w:color="B8B8B8"/>
-              <w:bottom w:val="single" w:sz="4" w:space="0" w:color="B8B8B8"/>
-              <w:right w:val="single" w:sz="4" w:space="0" w:color="B8B8B8"/>
-            </w:tcBorders>
-            <w:shd w:val="clear" w:color="auto" w:fill="F2F2F2"/>
+            <w:tcW w:type="dxa" w:w="3216"/>
           </w:tcPr>
           <w:p>
             <w:r>
-              <w:rPr>
-                <w:sz w:val="19"/>
-              </w:rPr>
               <w:t>F</w:t>
             </w:r>
           </w:p>
         </w:tc>
         <w:tc>
           <w:tcPr>
-            <w:tcW w:w="3216" w:type="dxa"/>
-            <w:tcBorders>
-              <w:top w:val="single" w:sz="4" w:space="0" w:color="B8B8B8"/>
-              <w:left w:val="single" w:sz="4" w:space="0" w:color="B8B8B8"/>
-              <w:bottom w:val="single" w:sz="4" w:space="0" w:color="B8B8B8"/>
-              <w:right w:val="single" w:sz="4" w:space="0" w:color="B8B8B8"/>
-            </w:tcBorders>
-            <w:shd w:val="clear" w:color="auto" w:fill="F2F2F2"/>
+            <w:tcW w:type="dxa" w:w="3216"/>
           </w:tcPr>
           <w:p>
             <w:r>
-              <w:rPr>
-                <w:sz w:val="19"/>
-              </w:rPr>
-              <w:t>Superadmin UI: catalog editor, dependency/branch rule editor, pricing, window settings.</w:t>
+              <w:t>Superadmin UI: unit config editor, pricing per tier, window settings.</w:t>
             </w:r>
           </w:p>
         </w:tc>
         <w:tc>
           <w:tcPr>
-            <w:tcW w:w="3216" w:type="dxa"/>
-            <w:tcBorders>
-              <w:top w:val="single" w:sz="4" w:space="0" w:color="B8B8B8"/>
-              <w:left w:val="single" w:sz="4" w:space="0" w:color="B8B8B8"/>
-              <w:bottom w:val="single" w:sz="4" w:space="0" w:color="B8B8B8"/>
-              <w:right w:val="single" w:sz="4" w:space="0" w:color="B8B8B8"/>
-            </w:tcBorders>
-            <w:shd w:val="clear" w:color="auto" w:fill="F2F2F2"/>
+            <w:tcW w:type="dxa" w:w="3216"/>
           </w:tcPr>
           <w:p>
             <w:r>
-              <w:rPr>
-                <w:sz w:val="19"/>
-              </w:rPr>
               <w:t>A – E</w:t>
             </w:r>
           </w:p>
@@ -3710,76 +1834,55 @@
     </w:tbl>
     <w:p>
       <w:pPr>
-        <w:spacing w:after="80"/>
-      </w:pPr>
-    </w:p>
-    <w:p>
+        <w:pStyle w:val="Heading1"/>
+      </w:pPr>
       <w:r>
-        <w:br w:type="page"/>
+        <w:t>7 · Decisions</w:t>
       </w:r>
     </w:p>
     <w:p>
       <w:pPr>
-        <w:keepNext/>
-        <w:pBdr>
-          <w:bottom w:val="single" w:sz="6" w:space="4" w:color="B01E1E"/>
-        </w:pBdr>
-        <w:spacing w:before="440" w:after="200"/>
+        <w:pStyle w:val="Heading2"/>
       </w:pPr>
       <w:r>
-        <w:rPr>
-          <w:b/>
-          <w:color w:val="B01E1E"/>
-          <w:sz w:val="40"/>
-        </w:rPr>
-        <w:lastRenderedPageBreak/>
-        <w:t>6 · Decisions</w:t>
+        <w:t>7.1 Locked</w:t>
       </w:r>
     </w:p>
     <w:p>
       <w:pPr>
-        <w:keepNext/>
-        <w:spacing w:before="320" w:after="120"/>
+        <w:pStyle w:val="ListBullet"/>
       </w:pPr>
       <w:r>
-        <w:rPr>
-          <w:b/>
-          <w:sz w:val="28"/>
-        </w:rPr>
-        <w:t>6.1 Locked</w:t>
+        <w:t>No dependency graph or branch rules — replaced by the two-unit model (Appointment / Device Session) per the 10 Jul 2026 call.</w:t>
       </w:r>
     </w:p>
     <w:p>
       <w:pPr>
         <w:pStyle w:val="ListBullet"/>
-        <w:spacing w:after="80"/>
       </w:pPr>
       <w:r>
-        <w:t>Session order and dependency rules are dynamic — superadmin-configurable, not hardcoded.</w:t>
+        <w:t>Cancel and reschedule windows remain dynamic — superadmin-configurable, seeded from today’s 2h / 24h defaults.</w:t>
       </w:r>
     </w:p>
     <w:p>
       <w:pPr>
         <w:pStyle w:val="ListBullet"/>
-        <w:spacing w:after="80"/>
       </w:pPr>
       <w:r>
-        <w:t>Cancel and reschedule windows are dynamic — superadmin-configurable, seeded from today's 2h / 24h defaults.</w:t>
+        <w:t>Billing is 3-tier: consultation fee (per appointment), per-session fee (per device session), external/pharmacy (untracked). Never mixed into one line item.</w:t>
       </w:r>
     </w:p>
     <w:p>
       <w:pPr>
         <w:pStyle w:val="ListBullet"/>
-        <w:spacing w:after="80"/>
       </w:pPr>
       <w:r>
-        <w:t>Every session type can be marked billable or free by superadmin; payment gating is no longer limited to extended treatment sessions only.</w:t>
+        <w:t>Follow-up consultation fee is typically 70–80% of the first appointment fee — Clinic Admin configurable, not hardcoded.</w:t>
       </w:r>
     </w:p>
     <w:p>
       <w:pPr>
         <w:pStyle w:val="ListBullet"/>
-        <w:spacing w:after="80"/>
       </w:pPr>
       <w:r>
         <w:t>Booking always goes through: verify → reserve → pay (if billable) → confirm. No path skips verification.</w:t>
@@ -3788,89 +1891,99 @@
     <w:p>
       <w:pPr>
         <w:pStyle w:val="ListBullet"/>
-        <w:spacing w:after="80"/>
       </w:pPr>
       <w:r>
-        <w:t>Session 1 booking has no protocol prerequisite. Booking Session 1 is what unlocks the CA's ability to submit a protocol request. Doctor approval targets 1 hour before appointment time as a soft reminder, not a hard cutoff — missing it does not cancel the appointment or release the slot. It only soft-blocks the CA from starting the session, and Doctor approving live during the appointment is the expected normal path, not an exception.</w:t>
+        <w:t>Device Session 1 requires pre-treatment PRS complete. No other system-enforced sequence exists between units.</w:t>
       </w:r>
     </w:p>
     <w:p>
       <w:pPr>
-        <w:keepNext/>
-        <w:spacing w:before="320" w:after="120"/>
+        <w:pStyle w:val="Heading2"/>
       </w:pPr>
       <w:r>
-        <w:rPr>
-          <w:b/>
-          <w:sz w:val="28"/>
-        </w:rPr>
-        <w:t>6.2 Still Open</w:t>
+        <w:t>7.2 Still Open</w:t>
       </w:r>
     </w:p>
     <w:p>
       <w:pPr>
         <w:pStyle w:val="ListNumber"/>
-        <w:spacing w:after="80"/>
       </w:pPr>
       <w:r>
-        <w:rPr>
-          <w:b/>
-        </w:rPr>
-        <w:t xml:space="preserve">Refund approval — </w:t>
-      </w:r>
-      <w:r>
-        <w:t xml:space="preserve"> what triggers automatic refund vs. one requiring manual clinic-admin approval — full always-automatic within the window, or manual review above a certain amount?</w:t>
+        <w:t>Refund approval — what triggers automatic refund vs. one requiring manual clinic-admin approval — full always-automatic within the window, or manual review above a certain amount?</w:t>
       </w:r>
     </w:p>
     <w:p>
       <w:pPr>
         <w:pStyle w:val="ListNumber"/>
-        <w:spacing w:after="80"/>
       </w:pPr>
       <w:r>
-        <w:rPr>
-          <w:b/>
-        </w:rPr>
-        <w:t xml:space="preserve">Branch rule vocabulary — </w:t>
-      </w:r>
-      <w:r>
-        <w:t xml:space="preserve"> branch rules keyed on session outcome. Confirm the exact outcome values Session 2 and Session 4 can produce so the routing table can be built correctly.</w:t>
+        <w:t>Exact consultation fee and per-session fee amounts, and the precise follow-up discount percentage — Amit is confirming with doctors.</w:t>
       </w:r>
     </w:p>
     <w:p>
       <w:pPr>
         <w:pStyle w:val="ListNumber"/>
-        <w:spacing w:after="80"/>
       </w:pPr>
       <w:r>
-        <w:rPr>
-          <w:b/>
-        </w:rPr>
-        <w:t xml:space="preserve">Reservation timeout — </w:t>
-      </w:r>
-      <w:r>
-        <w:t xml:space="preserve"> does the reservation hold (2.2) use a fixed timeout for every session type, or is that dynamic too?</w:t>
+        <w:t>Reservation timeout — does the reservation hold use a fixed timeout for every unit type, or is that dynamic too?</w:t>
       </w:r>
     </w:p>
-    <w:p/>
-    <w:p/>
-    <w:p/>
-    <w:p/>
-    <w:p/>
-    <w:p/>
-    <w:p/>
-    <w:p/>
-    <w:p/>
-    <w:p/>
-    <w:p/>
     <w:p>
+      <w:pPr>
+        <w:pStyle w:val="ListNumber"/>
+      </w:pPr>
       <w:r>
-        <w:rPr>
-          <w:i/>
-          <w:color w:val="6E6E6E"/>
-          <w:sz w:val="18"/>
-        </w:rPr>
-        <w:t>Prepared from live codebase inspection — app/modules/clinical, scheduling, payments — and Anava_Patient_Lifecycle.docx. Planning document only; no schema or code changes made.</w:t>
+        <w:t>Home Treatment / device purchase model — the 10 Jul 2026 call did not address this; see the open item flagged in Anava_Patient_Lifecycle.docx v2.0. If it survives, its billing tier is undefined.</w:t>
+      </w:r>
+    </w:p>
+    <w:p>
+      <w:pPr/>
+    </w:p>
+    <w:p>
+      <w:pPr>
+        <w:pStyle w:val="Heading1"/>
+      </w:pPr>
+      <w:r>
+        <w:t>8 · Custom Admin — Cross-Clinic Read Access</w:t>
+      </w:r>
+    </w:p>
+    <w:p>
+      <w:pPr/>
+      <w:r>
+        <w:t>Custom Admin (see Application Bible Flow Y) is a Super-Admin-assigned role for an owner of multiple clinics. Relevant to this engine: a Custom Admin can view appointment, device session, and payment records for every clinic on their Super-Admin-assigned access list, read-only, without needing to be that clinic's own Clinic Admin.</w:t>
+      </w:r>
+    </w:p>
+    <w:p>
+      <w:pPr>
+        <w:pStyle w:val="ListBullet"/>
+      </w:pPr>
+      <w:r>
+        <w:t>No new booking, verification, or payment logic — Custom Admin never creates or modifies a reservation, appointment, device session, or payment. Visibility only.</w:t>
+      </w:r>
+    </w:p>
+    <w:p>
+      <w:pPr>
+        <w:pStyle w:val="ListBullet"/>
+      </w:pPr>
+      <w:r>
+        <w:t>Scope is the same reservation/appointment/payment tables already defined above, filtered by the Custom Admin's clinic access list instead of a single clinic_id.</w:t>
+      </w:r>
+    </w:p>
+    <w:p>
+      <w:pPr>
+        <w:pStyle w:val="ListBullet"/>
+      </w:pPr>
+      <w:r>
+        <w:t>OPEN ITEM: whether Custom Admin gets aggregated cross-clinic reporting (totals across their list) or only per-clinic drill-down views is not yet specified.</w:t>
+      </w:r>
+    </w:p>
+    <w:p>
+      <w:pPr/>
+    </w:p>
+    <w:p>
+      <w:pPr/>
+      <w:r>
+        <w:t>Prepared from live codebase inspection — app/modules/clinical, scheduling, payments — and the 10 Jul 2026 call transcript with Amit. Planning document only; no schema or code changes made. PENDING DOCTOR SIGN-OFF on the underlying flow (see Anava_Patient_Lifecycle.docx v2.0).</w:t>
       </w:r>
     </w:p>
     <w:sectPr>
